--- a/the big doc.docx
+++ b/the big doc.docx
@@ -15,6 +15,22 @@
         <w:pStyle w:val="Heading1"/>
       </w:pPr>
       <w:r>
+        <w:t>Root Scene</w:t>
+      </w:r>
+    </w:p>
+    <w:p>
+      <w:pPr>
+        <w:pStyle w:val="Heading2"/>
+      </w:pPr>
+      <w:r>
+        <w:t>Structure:</w:t>
+      </w:r>
+    </w:p>
+    <w:p>
+      <w:pPr>
+        <w:pStyle w:val="Heading1"/>
+      </w:pPr>
+      <w:r>
         <w:t>Player</w:t>
       </w:r>
     </w:p>
@@ -193,85 +209,874 @@
       </w:r>
       <w:proofErr w:type="gramEnd"/>
       <w:r>
-        <w:t>, cue to slow speed/</w:t>
+        <w:t xml:space="preserve">, </w:t>
+      </w:r>
+      <w:proofErr w:type="gramStart"/>
+      <w:r>
+        <w:t>cue</w:t>
+      </w:r>
+      <w:proofErr w:type="gramEnd"/>
+      <w:r>
+        <w:t xml:space="preserve"> to slow speed/acceleration</w:t>
+      </w:r>
+      <w:r>
+        <w:t>.</w:t>
+      </w:r>
+    </w:p>
+    <w:p>
+      <w:proofErr w:type="spellStart"/>
+      <w:r>
+        <w:t>is_using_mouse</w:t>
+      </w:r>
+      <w:proofErr w:type="spellEnd"/>
+      <w:r>
+        <w:t>: true when the mouse has been moved, cue to face the cursor.</w:t>
+      </w:r>
+    </w:p>
+    <w:p>
+      <w:proofErr w:type="spellStart"/>
+      <w:r>
+        <w:t>is_sprinting</w:t>
+      </w:r>
+      <w:proofErr w:type="spellEnd"/>
+      <w:r>
+        <w:t>: true when shift is being pressed, cue to increase speed/acceleration (does not work.)</w:t>
+      </w:r>
+    </w:p>
+    <w:p>
+      <w:proofErr w:type="spellStart"/>
+      <w:r>
+        <w:lastRenderedPageBreak/>
+        <w:t>is_moving_over</w:t>
+      </w:r>
+      <w:proofErr w:type="spellEnd"/>
+      <w:proofErr w:type="gramStart"/>
+      <w:r>
+        <w:t>:  true</w:t>
+      </w:r>
+      <w:proofErr w:type="gramEnd"/>
+      <w:r>
+        <w:t xml:space="preserve"> when a large object has pushed the player a little over, cue to temporarily disable normal movement to get pushed.</w:t>
+      </w:r>
+    </w:p>
+    <w:p>
+      <w:proofErr w:type="spellStart"/>
+      <w:r>
+        <w:t>is_moving_flipped</w:t>
+      </w:r>
+      <w:proofErr w:type="spellEnd"/>
+      <w:r>
+        <w:t>: true or false depending on which way the object pushing the player is pushing the player.</w:t>
+      </w:r>
+    </w:p>
+    <w:p>
+      <w:proofErr w:type="spellStart"/>
+      <w:r>
+        <w:t>is_cutscene_running</w:t>
+      </w:r>
+      <w:proofErr w:type="spellEnd"/>
+      <w:r>
+        <w:t>: true when the dialog menu is being used and/or a cutscene is occurring, cues to cease all movement.</w:t>
+      </w:r>
+    </w:p>
+    <w:p>
+      <w:pPr>
+        <w:pStyle w:val="Heading3"/>
+      </w:pPr>
+      <w:r>
+        <w:t>Status Variables:</w:t>
+      </w:r>
+    </w:p>
+    <w:p>
+      <w:r>
+        <w:t xml:space="preserve">float </w:t>
+      </w:r>
+      <w:proofErr w:type="spellStart"/>
+      <w:r>
+        <w:t>current_max_</w:t>
+      </w:r>
+      <w:proofErr w:type="gramStart"/>
+      <w:r>
+        <w:t>speed</w:t>
+      </w:r>
+      <w:proofErr w:type="spellEnd"/>
+      <w:r>
+        <w:t>:</w:t>
+      </w:r>
+      <w:proofErr w:type="gramEnd"/>
+      <w:r>
+        <w:t xml:space="preserve"> holds the current max speed after adjusting for the environment/sprinting.</w:t>
+      </w:r>
+    </w:p>
+    <w:p>
+      <w:r>
+        <w:t xml:space="preserve">float </w:t>
+      </w:r>
+      <w:proofErr w:type="spellStart"/>
+      <w:r>
+        <w:t>current_</w:t>
       </w:r>
       <w:proofErr w:type="gramStart"/>
       <w:r>
         <w:t>acceleration</w:t>
       </w:r>
-      <w:proofErr w:type="gramEnd"/>
-    </w:p>
-    <w:p>
-      <w:proofErr w:type="spellStart"/>
-      <w:r>
-        <w:t>is_in_illinois</w:t>
-      </w:r>
-      <w:proofErr w:type="spellEnd"/>
-      <w:r>
-        <w:t xml:space="preserve">: true when the gun is inside a wall, cue to not fire. </w:t>
-      </w:r>
-      <w:proofErr w:type="gramStart"/>
-      <w:r>
-        <w:t>Probably redundant</w:t>
-      </w:r>
-      <w:proofErr w:type="gramEnd"/>
+      <w:proofErr w:type="spellEnd"/>
+      <w:r>
+        <w:t>:</w:t>
+      </w:r>
+      <w:proofErr w:type="gramEnd"/>
+      <w:r>
+        <w:t xml:space="preserve"> holds the current acceleration after adjusting for the environment/sprinting.</w:t>
+      </w:r>
+    </w:p>
+    <w:p>
+      <w:r>
+        <w:t xml:space="preserve">int </w:t>
+      </w:r>
+      <w:proofErr w:type="gramStart"/>
+      <w:r>
+        <w:t>health:</w:t>
+      </w:r>
+      <w:proofErr w:type="gramEnd"/>
+      <w:r>
+        <w:t xml:space="preserve"> holds the current health of the player.</w:t>
+      </w:r>
+    </w:p>
+    <w:p>
+      <w:proofErr w:type="gramStart"/>
+      <w:r>
+        <w:t>Array[</w:t>
+      </w:r>
+      <w:proofErr w:type="gramEnd"/>
+      <w:r>
+        <w:t xml:space="preserve">Interactable] </w:t>
+      </w:r>
+      <w:proofErr w:type="spellStart"/>
+      <w:r>
+        <w:t>interactables</w:t>
+      </w:r>
+      <w:proofErr w:type="spellEnd"/>
+      <w:r>
+        <w:t xml:space="preserve">: holds all </w:t>
+      </w:r>
+      <w:proofErr w:type="spellStart"/>
+      <w:r>
+        <w:t>interactables</w:t>
+      </w:r>
+      <w:proofErr w:type="spellEnd"/>
+      <w:r>
+        <w:t xml:space="preserve"> within the interactable collision of the player.</w:t>
+      </w:r>
+    </w:p>
+    <w:p>
+      <w:r>
+        <w:t xml:space="preserve">float </w:t>
+      </w:r>
+      <w:proofErr w:type="spellStart"/>
+      <w:r>
+        <w:t>movin_rotation</w:t>
+      </w:r>
+      <w:proofErr w:type="spellEnd"/>
+      <w:r>
+        <w:t>: the direction to push the player if a large object is doing that.</w:t>
+      </w:r>
+    </w:p>
+    <w:p>
+      <w:r>
+        <w:t xml:space="preserve">float </w:t>
+      </w:r>
+      <w:proofErr w:type="spellStart"/>
+      <w:r>
+        <w:t>previous_rotation</w:t>
+      </w:r>
+      <w:proofErr w:type="spellEnd"/>
+      <w:r>
+        <w:t>: the direction the player was facing the last frame, just in case the mouse is directly on top of the player.</w:t>
+      </w:r>
+    </w:p>
+    <w:p>
+      <w:r>
+        <w:t xml:space="preserve">Dictionary </w:t>
+      </w:r>
+      <w:proofErr w:type="gramStart"/>
+      <w:r>
+        <w:t>inventory:</w:t>
+      </w:r>
+      <w:proofErr w:type="gramEnd"/>
+      <w:r>
+        <w:t xml:space="preserve"> stores the inventory of the player when queried by the player.</w:t>
+      </w:r>
+    </w:p>
+    <w:p>
+      <w:r>
+        <w:t xml:space="preserve">int </w:t>
+      </w:r>
+      <w:proofErr w:type="spellStart"/>
+      <w:r>
+        <w:t>cutscene_firing_buffer</w:t>
+      </w:r>
+      <w:proofErr w:type="spellEnd"/>
+      <w:r>
+        <w:t>: Used to buffer one hit so a bullet isn’t automatically fired at the end of a cutscene. If it is nonzero, a bullet will not fire.</w:t>
+      </w:r>
+    </w:p>
+    <w:p>
+      <w:pPr>
+        <w:pStyle w:val="Heading3"/>
+      </w:pPr>
+      <w:r>
+        <w:t>Resources:</w:t>
+      </w:r>
+    </w:p>
+    <w:p>
+      <w:r>
+        <w:t xml:space="preserve">Gun </w:t>
+      </w:r>
+      <w:proofErr w:type="spellStart"/>
+      <w:r>
+        <w:t>gun</w:t>
+      </w:r>
+      <w:proofErr w:type="spellEnd"/>
+      <w:r>
+        <w:t>: the gun, $</w:t>
+      </w:r>
+      <w:proofErr w:type="spellStart"/>
+      <w:r>
+        <w:t>neutralSpecial</w:t>
+      </w:r>
+      <w:proofErr w:type="spellEnd"/>
+    </w:p>
+    <w:p>
+      <w:pPr>
+        <w:pStyle w:val="Heading3"/>
+      </w:pPr>
+      <w:r>
+        <w:t>Signals:</w:t>
+      </w:r>
+    </w:p>
+    <w:p>
+      <w:proofErr w:type="spellStart"/>
+      <w:r>
+        <w:t>sig_you_</w:t>
+      </w:r>
+      <w:proofErr w:type="gramStart"/>
+      <w:r>
+        <w:t>died</w:t>
+      </w:r>
+      <w:proofErr w:type="spellEnd"/>
+      <w:r>
+        <w:t>(</w:t>
+      </w:r>
+      <w:proofErr w:type="gramEnd"/>
+      <w:r>
+        <w:t>): called when the player’s health is brought to zero or less.</w:t>
+      </w:r>
+    </w:p>
+    <w:p>
+      <w:pPr>
+        <w:pStyle w:val="ListParagraph"/>
+        <w:numPr>
+          <w:ilvl w:val="0"/>
+          <w:numId w:val="1"/>
+        </w:numPr>
+      </w:pPr>
+      <w:r>
+        <w:t>Used by the game to serve the death menu</w:t>
+      </w:r>
+    </w:p>
+    <w:p>
+      <w:proofErr w:type="spellStart"/>
+      <w:r>
+        <w:t>sig_open_</w:t>
+      </w:r>
+      <w:proofErr w:type="gramStart"/>
+      <w:r>
+        <w:t>chest</w:t>
+      </w:r>
+      <w:proofErr w:type="spellEnd"/>
+      <w:r>
+        <w:t>(</w:t>
+      </w:r>
+      <w:proofErr w:type="gramEnd"/>
+      <w:r>
+        <w:t>Chest chest): called when the player opens a chest.</w:t>
+      </w:r>
+    </w:p>
+    <w:p>
+      <w:pPr>
+        <w:pStyle w:val="ListParagraph"/>
+        <w:numPr>
+          <w:ilvl w:val="0"/>
+          <w:numId w:val="1"/>
+        </w:numPr>
+      </w:pPr>
+      <w:r>
+        <w:t xml:space="preserve">Used by the game to </w:t>
+      </w:r>
+      <w:r>
+        <w:t>edit the inventory</w:t>
+      </w:r>
+    </w:p>
+    <w:p>
+      <w:pPr>
+        <w:pStyle w:val="ListParagraph"/>
+        <w:numPr>
+          <w:ilvl w:val="0"/>
+          <w:numId w:val="1"/>
+        </w:numPr>
+      </w:pPr>
+      <w:r>
+        <w:t xml:space="preserve">Used by the chest </w:t>
+      </w:r>
+      <w:r>
+        <w:t>to serve itself</w:t>
+      </w:r>
+    </w:p>
+    <w:p>
+      <w:proofErr w:type="spellStart"/>
+      <w:r>
+        <w:t>sig_open_</w:t>
+      </w:r>
+      <w:proofErr w:type="gramStart"/>
+      <w:r>
+        <w:t>door</w:t>
+      </w:r>
+      <w:proofErr w:type="spellEnd"/>
+      <w:r>
+        <w:t>(</w:t>
+      </w:r>
+      <w:proofErr w:type="gramEnd"/>
+      <w:r>
+        <w:t xml:space="preserve">int </w:t>
+      </w:r>
+      <w:proofErr w:type="spellStart"/>
+      <w:r>
+        <w:t>doorID</w:t>
+      </w:r>
+      <w:proofErr w:type="spellEnd"/>
+      <w:r>
+        <w:t>): called when the player opens a door.</w:t>
+      </w:r>
+    </w:p>
+    <w:p>
+      <w:pPr>
+        <w:pStyle w:val="ListParagraph"/>
+        <w:numPr>
+          <w:ilvl w:val="0"/>
+          <w:numId w:val="1"/>
+        </w:numPr>
+      </w:pPr>
+      <w:r>
+        <w:lastRenderedPageBreak/>
+        <w:t>Useless</w:t>
+      </w:r>
+    </w:p>
+    <w:p>
+      <w:proofErr w:type="spellStart"/>
+      <w:r>
+        <w:t>sig_change_</w:t>
+      </w:r>
+      <w:proofErr w:type="gramStart"/>
+      <w:r>
+        <w:t>inventory</w:t>
+      </w:r>
+      <w:proofErr w:type="spellEnd"/>
+      <w:r>
+        <w:t>(</w:t>
+      </w:r>
+      <w:proofErr w:type="gramEnd"/>
+      <w:r>
+        <w:t>String item, int float): called when the player needs to change the inventory itself (usually when opening doors, etc.)</w:t>
+      </w:r>
+    </w:p>
+    <w:p>
+      <w:pPr>
+        <w:pStyle w:val="ListParagraph"/>
+        <w:numPr>
+          <w:ilvl w:val="0"/>
+          <w:numId w:val="1"/>
+        </w:numPr>
+      </w:pPr>
+      <w:r>
+        <w:t>Used by the game to edit the inventory.</w:t>
+      </w:r>
+    </w:p>
+    <w:p>
+      <w:proofErr w:type="spellStart"/>
+      <w:r>
+        <w:t>sig_query_</w:t>
+      </w:r>
+      <w:proofErr w:type="gramStart"/>
+      <w:r>
+        <w:t>inventory</w:t>
+      </w:r>
+      <w:proofErr w:type="spellEnd"/>
+      <w:r>
+        <w:t>(</w:t>
+      </w:r>
+      <w:proofErr w:type="gramEnd"/>
+      <w:r>
+        <w:t>): called when the player needs to reference the inventory (usually when checking if there is a key to open a door, etc.)</w:t>
+      </w:r>
+    </w:p>
+    <w:p>
+      <w:pPr>
+        <w:pStyle w:val="ListParagraph"/>
+        <w:numPr>
+          <w:ilvl w:val="0"/>
+          <w:numId w:val="1"/>
+        </w:numPr>
+      </w:pPr>
+      <w:r>
+        <w:t>Used by the game to send the inventory to the player and store it in the inventory variable.</w:t>
+      </w:r>
+    </w:p>
+    <w:p>
+      <w:proofErr w:type="spellStart"/>
+      <w:r>
+        <w:t>sig_set_</w:t>
+      </w:r>
+      <w:proofErr w:type="gramStart"/>
+      <w:r>
+        <w:t>healthbar</w:t>
+      </w:r>
+      <w:proofErr w:type="spellEnd"/>
+      <w:r>
+        <w:t>(</w:t>
+      </w:r>
+      <w:proofErr w:type="gramEnd"/>
+      <w:r>
+        <w:t>float health): called when the player takes damage or heals.</w:t>
+      </w:r>
+    </w:p>
+    <w:p>
+      <w:pPr>
+        <w:pStyle w:val="ListParagraph"/>
+        <w:numPr>
+          <w:ilvl w:val="0"/>
+          <w:numId w:val="1"/>
+        </w:numPr>
+      </w:pPr>
+      <w:r>
+        <w:t xml:space="preserve">Used by the game to set the </w:t>
+      </w:r>
+      <w:proofErr w:type="spellStart"/>
+      <w:r>
+        <w:t>hud</w:t>
+      </w:r>
+      <w:proofErr w:type="spellEnd"/>
+      <w:r>
+        <w:t xml:space="preserve"> health bar to whatever the player’s actual health is.</w:t>
+      </w:r>
+    </w:p>
+    <w:p>
+      <w:pPr>
+        <w:pStyle w:val="Heading2"/>
+      </w:pPr>
+      <w:r>
+        <w:t>Functions:</w:t>
+      </w:r>
+    </w:p>
+    <w:p>
+      <w:pPr>
+        <w:pStyle w:val="Heading3"/>
+      </w:pPr>
+      <w:r>
+        <w:t>Signal Functions:</w:t>
+      </w:r>
+    </w:p>
+    <w:p>
+      <w:proofErr w:type="gramStart"/>
+      <w:r>
+        <w:t>void  _</w:t>
+      </w:r>
+      <w:proofErr w:type="spellStart"/>
+      <w:proofErr w:type="gramEnd"/>
+      <w:r>
+        <w:t>on_interaction_area_area_</w:t>
+      </w:r>
+      <w:proofErr w:type="gramStart"/>
+      <w:r>
+        <w:t>entered</w:t>
+      </w:r>
+      <w:proofErr w:type="spellEnd"/>
+      <w:r>
+        <w:t>(</w:t>
+      </w:r>
+      <w:proofErr w:type="gramEnd"/>
+      <w:r>
+        <w:t>Area2D area) ($</w:t>
+      </w:r>
+      <w:proofErr w:type="spellStart"/>
+      <w:r>
+        <w:t>interactionArea.area_entered</w:t>
+      </w:r>
+      <w:proofErr w:type="spellEnd"/>
+      <w:r>
+        <w:t>):</w:t>
+      </w:r>
+    </w:p>
+    <w:p>
+      <w:pPr>
+        <w:pStyle w:val="ListParagraph"/>
+        <w:numPr>
+          <w:ilvl w:val="0"/>
+          <w:numId w:val="1"/>
+        </w:numPr>
+      </w:pPr>
+      <w:proofErr w:type="gramStart"/>
+      <w:r>
+        <w:t>Adds</w:t>
+      </w:r>
+      <w:proofErr w:type="gramEnd"/>
+      <w:r>
+        <w:t xml:space="preserve"> the interactable referenced by area to the list of </w:t>
+      </w:r>
+      <w:proofErr w:type="spellStart"/>
+      <w:r>
+        <w:t>interactables</w:t>
+      </w:r>
+      <w:proofErr w:type="spellEnd"/>
+      <w:r>
+        <w:t xml:space="preserve"> to interact with.</w:t>
+      </w:r>
+    </w:p>
+    <w:p>
+      <w:proofErr w:type="gramStart"/>
+      <w:r>
+        <w:t>void  _</w:t>
+      </w:r>
+      <w:proofErr w:type="spellStart"/>
+      <w:proofErr w:type="gramEnd"/>
+      <w:r>
+        <w:t>on_interaction_area_area_</w:t>
+      </w:r>
+      <w:proofErr w:type="gramStart"/>
+      <w:r>
+        <w:t>exited</w:t>
+      </w:r>
+      <w:proofErr w:type="spellEnd"/>
+      <w:r>
+        <w:t>(</w:t>
+      </w:r>
+      <w:proofErr w:type="gramEnd"/>
+      <w:r>
+        <w:t>Area2D area) ($</w:t>
+      </w:r>
+      <w:proofErr w:type="spellStart"/>
+      <w:r>
+        <w:t>interactionArea.area_entered</w:t>
+      </w:r>
+      <w:proofErr w:type="spellEnd"/>
+      <w:r>
+        <w:t>):</w:t>
+      </w:r>
+    </w:p>
+    <w:p>
+      <w:pPr>
+        <w:pStyle w:val="ListParagraph"/>
+        <w:numPr>
+          <w:ilvl w:val="0"/>
+          <w:numId w:val="1"/>
+        </w:numPr>
+      </w:pPr>
+      <w:r>
+        <w:t xml:space="preserve">Removes the interactable referenced by area to the list of </w:t>
+      </w:r>
+      <w:proofErr w:type="spellStart"/>
+      <w:r>
+        <w:t>interactables</w:t>
+      </w:r>
+      <w:proofErr w:type="spellEnd"/>
+      <w:r>
+        <w:t xml:space="preserve"> to interact with.</w:t>
+      </w:r>
+    </w:p>
+    <w:p>
+      <w:pPr>
+        <w:pStyle w:val="Heading3"/>
+      </w:pPr>
+      <w:r>
+        <w:t>Input:</w:t>
+      </w:r>
+    </w:p>
+    <w:p>
+      <w:pPr>
+        <w:pStyle w:val="ListParagraph"/>
+        <w:numPr>
+          <w:ilvl w:val="0"/>
+          <w:numId w:val="1"/>
+        </w:numPr>
+      </w:pPr>
+      <w:r>
+        <w:t xml:space="preserve">Keypresses or mouse button presses enable the use of the mouse and </w:t>
+      </w:r>
+      <w:proofErr w:type="gramStart"/>
+      <w:r>
+        <w:t>turn</w:t>
+      </w:r>
+      <w:proofErr w:type="gramEnd"/>
+      <w:r>
+        <w:t xml:space="preserve"> on </w:t>
+      </w:r>
+      <w:proofErr w:type="spellStart"/>
+      <w:r>
+        <w:t>is_using_mouse</w:t>
+      </w:r>
+      <w:proofErr w:type="spellEnd"/>
+    </w:p>
+    <w:p>
+      <w:pPr>
+        <w:pStyle w:val="ListParagraph"/>
+        <w:numPr>
+          <w:ilvl w:val="0"/>
+          <w:numId w:val="1"/>
+        </w:numPr>
+      </w:pPr>
+      <w:r>
+        <w:t xml:space="preserve">Joypad presses or motion disables the use of the mouse and turns off </w:t>
+      </w:r>
+      <w:proofErr w:type="spellStart"/>
+      <w:r>
+        <w:t>is_using_mouse</w:t>
+      </w:r>
+      <w:proofErr w:type="spellEnd"/>
       <w:r>
         <w:t>.</w:t>
       </w:r>
     </w:p>
     <w:p>
-      <w:proofErr w:type="spellStart"/>
-      <w:r>
-        <w:t>is_using_mouse</w:t>
-      </w:r>
-      <w:proofErr w:type="spellEnd"/>
-      <w:r>
-        <w:t xml:space="preserve">: true when the mouse has </w:t>
-      </w:r>
-      <w:proofErr w:type="gramStart"/>
-      <w:r>
-        <w:t>been moved</w:t>
-      </w:r>
-      <w:proofErr w:type="gramEnd"/>
-      <w:r>
-        <w:t>, cue to face the cursor.</w:t>
-      </w:r>
-    </w:p>
-    <w:p>
-      <w:proofErr w:type="spellStart"/>
-      <w:r>
-        <w:t>is_sprinting</w:t>
-      </w:r>
-      <w:proofErr w:type="spellEnd"/>
-      <w:r>
-        <w:t xml:space="preserve">: true when shift is </w:t>
-      </w:r>
-      <w:proofErr w:type="gramStart"/>
-      <w:r>
-        <w:t>being pressed</w:t>
-      </w:r>
-      <w:proofErr w:type="gramEnd"/>
-      <w:r>
-        <w:t>, cue to increase speed/acceleration (does not work.)</w:t>
-      </w:r>
-    </w:p>
-    <w:p>
-      <w:proofErr w:type="spellStart"/>
-      <w:r>
-        <w:t>is_moving_over</w:t>
-      </w:r>
-      <w:proofErr w:type="spellEnd"/>
-      <w:proofErr w:type="gramStart"/>
-      <w:r>
-        <w:t>:  true</w:t>
-      </w:r>
-      <w:proofErr w:type="gramEnd"/>
-      <w:r>
-        <w:t xml:space="preserve"> when a large object has pushed the player a little over, cue to temporarily disable normal movement to </w:t>
-      </w:r>
-      <w:proofErr w:type="gramStart"/>
-      <w:r>
-        <w:t>get pushed</w:t>
+      <w:pPr>
+        <w:pStyle w:val="ListParagraph"/>
+        <w:numPr>
+          <w:ilvl w:val="0"/>
+          <w:numId w:val="1"/>
+        </w:numPr>
+      </w:pPr>
+      <w:r>
+        <w:t xml:space="preserve">“interact” (space) with a </w:t>
+      </w:r>
+      <w:proofErr w:type="spellStart"/>
+      <w:proofErr w:type="gramStart"/>
+      <w:r>
+        <w:t>non empty</w:t>
+      </w:r>
+      <w:proofErr w:type="spellEnd"/>
+      <w:proofErr w:type="gramEnd"/>
+      <w:r>
+        <w:t xml:space="preserve"> interactable:</w:t>
+      </w:r>
+    </w:p>
+    <w:p>
+      <w:pPr>
+        <w:pStyle w:val="ListParagraph"/>
+        <w:numPr>
+          <w:ilvl w:val="1"/>
+          <w:numId w:val="1"/>
+        </w:numPr>
+      </w:pPr>
+      <w:r>
+        <w:t xml:space="preserve">If it is a chest, the chest is set to open and </w:t>
+      </w:r>
+      <w:proofErr w:type="spellStart"/>
+      <w:r>
+        <w:t>sig_open_chest</w:t>
+      </w:r>
+      <w:proofErr w:type="spellEnd"/>
+      <w:r>
+        <w:t xml:space="preserve"> is emitted</w:t>
+      </w:r>
+    </w:p>
+    <w:p>
+      <w:pPr>
+        <w:pStyle w:val="ListParagraph"/>
+        <w:numPr>
+          <w:ilvl w:val="1"/>
+          <w:numId w:val="1"/>
+        </w:numPr>
+      </w:pPr>
+      <w:r>
+        <w:t xml:space="preserve">If it is a door and there is a nonzero number of keys in the inventory, the door is set to open, </w:t>
+      </w:r>
+      <w:proofErr w:type="spellStart"/>
+      <w:r>
+        <w:t>sig_open_door</w:t>
+      </w:r>
+      <w:proofErr w:type="spellEnd"/>
+      <w:r>
+        <w:t xml:space="preserve"> is emitted, and </w:t>
+      </w:r>
+      <w:proofErr w:type="spellStart"/>
+      <w:proofErr w:type="gramStart"/>
+      <w:r>
+        <w:t>sig</w:t>
+      </w:r>
+      <w:proofErr w:type="gramEnd"/>
+      <w:r>
+        <w:t>_change_inventory</w:t>
+      </w:r>
+      <w:proofErr w:type="spellEnd"/>
+      <w:r>
+        <w:t xml:space="preserve"> is called to reduce the number of keys by one.</w:t>
+      </w:r>
+    </w:p>
+    <w:p>
+      <w:pPr>
+        <w:pStyle w:val="ListParagraph"/>
+        <w:numPr>
+          <w:ilvl w:val="0"/>
+          <w:numId w:val="1"/>
+        </w:numPr>
+      </w:pPr>
+      <w:r>
+        <w:t xml:space="preserve">“sprint” (left shift) is </w:t>
+      </w:r>
+      <w:proofErr w:type="gramStart"/>
+      <w:r>
+        <w:t>pressed</w:t>
+      </w:r>
+      <w:proofErr w:type="gramEnd"/>
+      <w:r>
+        <w:t xml:space="preserve"> and sprinting is not happening:</w:t>
+      </w:r>
+    </w:p>
+    <w:p>
+      <w:pPr>
+        <w:pStyle w:val="ListParagraph"/>
+        <w:numPr>
+          <w:ilvl w:val="1"/>
+          <w:numId w:val="1"/>
+        </w:numPr>
+      </w:pPr>
+      <w:r>
+        <w:t xml:space="preserve">Sprinting is set to true and </w:t>
+      </w:r>
+      <w:proofErr w:type="spellStart"/>
+      <w:r>
+        <w:t>current_max_speed</w:t>
+      </w:r>
+      <w:proofErr w:type="spellEnd"/>
+      <w:r>
+        <w:t xml:space="preserve"> and </w:t>
+      </w:r>
+      <w:proofErr w:type="spellStart"/>
+      <w:r>
+        <w:t>current_acceleration</w:t>
+      </w:r>
+      <w:proofErr w:type="spellEnd"/>
+      <w:r>
+        <w:t xml:space="preserve"> are doubled to that of their corresponding constants</w:t>
+      </w:r>
+    </w:p>
+    <w:p>
+      <w:pPr>
+        <w:pStyle w:val="ListParagraph"/>
+        <w:numPr>
+          <w:ilvl w:val="0"/>
+          <w:numId w:val="1"/>
+        </w:numPr>
+      </w:pPr>
+      <w:r>
+        <w:t>“sprint” (left shift) is released and sprinting is happening:</w:t>
+      </w:r>
+    </w:p>
+    <w:p>
+      <w:pPr>
+        <w:pStyle w:val="ListParagraph"/>
+        <w:numPr>
+          <w:ilvl w:val="1"/>
+          <w:numId w:val="1"/>
+        </w:numPr>
+      </w:pPr>
+      <w:r>
+        <w:lastRenderedPageBreak/>
+        <w:t xml:space="preserve">Sprinting is set to true and </w:t>
+      </w:r>
+      <w:proofErr w:type="spellStart"/>
+      <w:r>
+        <w:t>current_max_speed</w:t>
+      </w:r>
+      <w:proofErr w:type="spellEnd"/>
+      <w:r>
+        <w:t xml:space="preserve"> and </w:t>
+      </w:r>
+      <w:proofErr w:type="spellStart"/>
+      <w:r>
+        <w:t>current_acceleration</w:t>
+      </w:r>
+      <w:proofErr w:type="spellEnd"/>
+      <w:r>
+        <w:t xml:space="preserve"> are returned to normal.</w:t>
+      </w:r>
+    </w:p>
+    <w:p>
+      <w:pPr>
+        <w:pStyle w:val="Heading3"/>
+      </w:pPr>
+      <w:r>
+        <w:t>Thingy Functions</w:t>
+      </w:r>
+    </w:p>
+    <w:p>
+      <w:r>
+        <w:t xml:space="preserve">void </w:t>
+      </w:r>
+      <w:proofErr w:type="spellStart"/>
+      <w:r>
+        <w:t>thingy_damage</w:t>
+      </w:r>
+      <w:proofErr w:type="spellEnd"/>
+      <w:r>
+        <w:t xml:space="preserve">(damage): handles all damage from all sources. Sets health to proper setting, then sets the </w:t>
+      </w:r>
+      <w:proofErr w:type="spellStart"/>
+      <w:r>
+        <w:t>healthbar</w:t>
+      </w:r>
+      <w:proofErr w:type="spellEnd"/>
+      <w:r>
+        <w:t xml:space="preserve"> using </w:t>
+      </w:r>
+      <w:proofErr w:type="spellStart"/>
+      <w:r>
+        <w:t>sig_set_healthbar</w:t>
+      </w:r>
+      <w:proofErr w:type="spellEnd"/>
+      <w:r>
+        <w:t xml:space="preserve">. Sends </w:t>
+      </w:r>
+      <w:proofErr w:type="spellStart"/>
+      <w:r>
+        <w:t>sig_you_died</w:t>
+      </w:r>
+      <w:proofErr w:type="spellEnd"/>
+      <w:r>
+        <w:t xml:space="preserve"> if health drops below 0.</w:t>
+      </w:r>
+    </w:p>
+    <w:p>
+      <w:r>
+        <w:t xml:space="preserve">void </w:t>
+      </w:r>
+      <w:proofErr w:type="spellStart"/>
+      <w:r>
+        <w:t>thingy_</w:t>
+      </w:r>
+      <w:proofErr w:type="gramStart"/>
+      <w:r>
+        <w:t>hazard</w:t>
+      </w:r>
+      <w:proofErr w:type="spellEnd"/>
+      <w:r>
+        <w:t>(</w:t>
+      </w:r>
+      <w:proofErr w:type="gramEnd"/>
+      <w:r>
+        <w:t xml:space="preserve">): currently only halves max speed when in </w:t>
+      </w:r>
+      <w:proofErr w:type="gramStart"/>
+      <w:r>
+        <w:t>goo</w:t>
       </w:r>
       <w:proofErr w:type="gramEnd"/>
       <w:r>
@@ -279,257 +1084,341 @@
       </w:r>
     </w:p>
     <w:p>
-      <w:proofErr w:type="spellStart"/>
+      <w:r>
+        <w:t xml:space="preserve">void </w:t>
+      </w:r>
+      <w:proofErr w:type="spellStart"/>
+      <w:r>
+        <w:t>thingy_</w:t>
+      </w:r>
+      <w:proofErr w:type="gramStart"/>
+      <w:r>
+        <w:t>velocity</w:t>
+      </w:r>
+      <w:proofErr w:type="spellEnd"/>
+      <w:r>
+        <w:t>:</w:t>
+      </w:r>
+      <w:proofErr w:type="gramEnd"/>
+      <w:r>
+        <w:t xml:space="preserve"> calculates the velocity of the player depending on circumstances:</w:t>
+      </w:r>
+    </w:p>
+    <w:p>
+      <w:pPr>
+        <w:pStyle w:val="ListParagraph"/>
+        <w:numPr>
+          <w:ilvl w:val="0"/>
+          <w:numId w:val="1"/>
+        </w:numPr>
+      </w:pPr>
+      <w:r>
+        <w:t>If the player is not holding onto any arrow keys, velocity will decelerate by a little less than acceleration until it reaches zero.</w:t>
+      </w:r>
+    </w:p>
+    <w:p>
+      <w:pPr>
+        <w:pStyle w:val="ListParagraph"/>
+        <w:numPr>
+          <w:ilvl w:val="0"/>
+          <w:numId w:val="1"/>
+        </w:numPr>
+      </w:pPr>
+      <w:r>
+        <w:t>If the player is holding onto an arrow key:</w:t>
+      </w:r>
+    </w:p>
+    <w:p>
+      <w:pPr>
+        <w:pStyle w:val="ListParagraph"/>
+        <w:numPr>
+          <w:ilvl w:val="1"/>
+          <w:numId w:val="1"/>
+        </w:numPr>
+      </w:pPr>
+      <w:r>
+        <w:t xml:space="preserve">If the player has not reached </w:t>
+      </w:r>
+      <w:proofErr w:type="spellStart"/>
+      <w:proofErr w:type="gramStart"/>
+      <w:r>
+        <w:t>maxspeed</w:t>
+      </w:r>
+      <w:proofErr w:type="spellEnd"/>
+      <w:proofErr w:type="gramEnd"/>
+      <w:r>
+        <w:t>, accelerate by the acceleration</w:t>
+      </w:r>
+    </w:p>
+    <w:p>
+      <w:pPr>
+        <w:pStyle w:val="ListParagraph"/>
+        <w:numPr>
+          <w:ilvl w:val="1"/>
+          <w:numId w:val="1"/>
+        </w:numPr>
+      </w:pPr>
+      <w:r>
+        <w:t xml:space="preserve">If the player has reached </w:t>
+      </w:r>
+      <w:proofErr w:type="spellStart"/>
+      <w:proofErr w:type="gramStart"/>
+      <w:r>
+        <w:t>maxspeed</w:t>
+      </w:r>
+      <w:proofErr w:type="spellEnd"/>
+      <w:proofErr w:type="gramEnd"/>
+      <w:r>
+        <w:t xml:space="preserve">, keep the player’s speed at the </w:t>
+      </w:r>
+      <w:proofErr w:type="spellStart"/>
+      <w:proofErr w:type="gramStart"/>
+      <w:r>
+        <w:t>maxspeed</w:t>
+      </w:r>
+      <w:proofErr w:type="spellEnd"/>
+      <w:proofErr w:type="gramEnd"/>
+      <w:r>
+        <w:t xml:space="preserve"> and ensure the velocity is normalized.</w:t>
+      </w:r>
+    </w:p>
+    <w:p>
+      <w:pPr>
+        <w:pStyle w:val="ListParagraph"/>
+        <w:numPr>
+          <w:ilvl w:val="0"/>
+          <w:numId w:val="1"/>
+        </w:numPr>
+      </w:pPr>
+      <w:r>
+        <w:t xml:space="preserve">If the player is being moved by a large object, move slightly over perpendicular to </w:t>
+      </w:r>
+      <w:proofErr w:type="spellStart"/>
+      <w:r>
+        <w:t>movin_rotation</w:t>
+      </w:r>
+      <w:proofErr w:type="spellEnd"/>
+      <w:r>
+        <w:t xml:space="preserve"> and flipped according to </w:t>
+      </w:r>
+      <w:proofErr w:type="spellStart"/>
+      <w:r>
+        <w:t>is_push_flipped</w:t>
+      </w:r>
+      <w:proofErr w:type="spellEnd"/>
+      <w:r>
+        <w:t xml:space="preserve">, then set </w:t>
+      </w:r>
+      <w:proofErr w:type="spellStart"/>
+      <w:r>
+        <w:t>is_movin_over</w:t>
+      </w:r>
+      <w:proofErr w:type="spellEnd"/>
+      <w:r>
+        <w:t xml:space="preserve"> to false.</w:t>
+      </w:r>
+    </w:p>
+    <w:p>
+      <w:r>
+        <w:t xml:space="preserve">void </w:t>
+      </w:r>
+      <w:proofErr w:type="spellStart"/>
+      <w:r>
+        <w:t>thingy_large_</w:t>
+      </w:r>
+      <w:proofErr w:type="gramStart"/>
+      <w:r>
+        <w:t>push</w:t>
+      </w:r>
+      <w:proofErr w:type="spellEnd"/>
+      <w:r>
+        <w:t>(</w:t>
+      </w:r>
+      <w:proofErr w:type="gramEnd"/>
+      <w:r>
+        <w:t xml:space="preserve">): called when a large object such as a </w:t>
+      </w:r>
+      <w:proofErr w:type="spellStart"/>
+      <w:r>
+        <w:t>WordTrain</w:t>
+      </w:r>
+      <w:proofErr w:type="spellEnd"/>
+      <w:r>
+        <w:t xml:space="preserve"> rams into the player. Sets </w:t>
+      </w:r>
+      <w:proofErr w:type="spellStart"/>
+      <w:proofErr w:type="gramStart"/>
+      <w:r>
+        <w:t>is</w:t>
+      </w:r>
+      <w:proofErr w:type="gramEnd"/>
+      <w:r>
+        <w:t>_movin_over</w:t>
+      </w:r>
+      <w:proofErr w:type="spellEnd"/>
+      <w:r>
+        <w:t xml:space="preserve">, </w:t>
+      </w:r>
+      <w:proofErr w:type="spellStart"/>
+      <w:r>
+        <w:t>movin_rotation</w:t>
+      </w:r>
+      <w:proofErr w:type="spellEnd"/>
+      <w:r>
+        <w:t xml:space="preserve">, and </w:t>
+      </w:r>
+      <w:proofErr w:type="spellStart"/>
+      <w:r>
+        <w:t>is_push_flipped</w:t>
+      </w:r>
+      <w:proofErr w:type="spellEnd"/>
+      <w:r>
+        <w:t xml:space="preserve"> to accurately describe the proper move. Leaves the actual moving to </w:t>
+      </w:r>
+      <w:proofErr w:type="spellStart"/>
+      <w:r>
+        <w:t>thingy_velocity</w:t>
+      </w:r>
+      <w:proofErr w:type="spellEnd"/>
+      <w:r>
+        <w:t xml:space="preserve"> on the next frame.</w:t>
+      </w:r>
+    </w:p>
+    <w:p>
+      <w:pPr>
+        <w:pStyle w:val="Heading3"/>
+      </w:pPr>
+      <w:r>
+        <w:t>On Ready</w:t>
+      </w:r>
+    </w:p>
+    <w:p>
+      <w:pPr>
+        <w:pStyle w:val="ListParagraph"/>
+        <w:numPr>
+          <w:ilvl w:val="0"/>
+          <w:numId w:val="1"/>
+        </w:numPr>
+      </w:pPr>
+      <w:r>
+        <w:t xml:space="preserve">The interaction area entered and </w:t>
+      </w:r>
+      <w:proofErr w:type="gramStart"/>
+      <w:r>
+        <w:t>exited</w:t>
+      </w:r>
+      <w:proofErr w:type="gramEnd"/>
+      <w:r>
+        <w:t xml:space="preserve"> are hooked up to their corresponding functions</w:t>
+      </w:r>
+    </w:p>
+    <w:p>
+      <w:pPr>
+        <w:pStyle w:val="ListParagraph"/>
+        <w:numPr>
+          <w:ilvl w:val="0"/>
+          <w:numId w:val="1"/>
+        </w:numPr>
+      </w:pPr>
+      <w:r>
+        <w:t xml:space="preserve">A full health bar is </w:t>
+      </w:r>
+      <w:proofErr w:type="spellStart"/>
+      <w:r>
+        <w:t>signalled</w:t>
+      </w:r>
+      <w:proofErr w:type="spellEnd"/>
+      <w:r>
+        <w:t xml:space="preserve"> to the </w:t>
+      </w:r>
+      <w:proofErr w:type="spellStart"/>
+      <w:r>
+        <w:t>hud</w:t>
+      </w:r>
+      <w:proofErr w:type="spellEnd"/>
+      <w:r>
+        <w:t>.</w:t>
+      </w:r>
+    </w:p>
+    <w:p>
+      <w:pPr>
+        <w:pStyle w:val="Heading3"/>
+      </w:pPr>
+      <w:r>
+        <w:t>Process</w:t>
+      </w:r>
+    </w:p>
+    <w:p>
+      <w:pPr>
+        <w:pStyle w:val="ListParagraph"/>
+        <w:numPr>
+          <w:ilvl w:val="0"/>
+          <w:numId w:val="1"/>
+        </w:numPr>
+      </w:pPr>
+      <w:r>
+        <w:t xml:space="preserve">Nothing runs in process if a cutscene is running. If it is, the velocity is set to zero and </w:t>
+      </w:r>
+      <w:proofErr w:type="spellStart"/>
+      <w:r>
+        <w:t>is_in_illinois_for</w:t>
+      </w:r>
+      <w:proofErr w:type="spellEnd"/>
+      <w:r>
+        <w:t xml:space="preserve"> is set to </w:t>
+      </w:r>
+      <w:proofErr w:type="gramStart"/>
+      <w:r>
+        <w:t>one</w:t>
+      </w:r>
+      <w:proofErr w:type="gramEnd"/>
+      <w:r>
+        <w:t xml:space="preserve"> so the character doesn’t immediately shoot a bullet at the end of a cutscene.</w:t>
+      </w:r>
+    </w:p>
+    <w:p>
+      <w:pPr>
+        <w:pStyle w:val="ListParagraph"/>
+        <w:numPr>
+          <w:ilvl w:val="0"/>
+          <w:numId w:val="1"/>
+        </w:numPr>
+      </w:pPr>
+      <w:r>
+        <w:t>The player first queries the game for the inventory, and then faces the cursor whether using a mouse or a joystick.</w:t>
+      </w:r>
+    </w:p>
+    <w:p>
+      <w:pPr>
+        <w:pStyle w:val="ListParagraph"/>
+        <w:numPr>
+          <w:ilvl w:val="0"/>
+          <w:numId w:val="1"/>
+        </w:numPr>
+      </w:pPr>
+      <w:proofErr w:type="spellStart"/>
+      <w:r>
+        <w:t>thingy_hazard</w:t>
+      </w:r>
+      <w:proofErr w:type="spellEnd"/>
+      <w:r>
+        <w:t>, velocity, and the gun adjust are then called (hazard should be called before velocity, but in practice it doesn’t matter)</w:t>
+      </w:r>
+    </w:p>
+    <w:p>
+      <w:pPr>
+        <w:pStyle w:val="ListParagraph"/>
+        <w:numPr>
+          <w:ilvl w:val="0"/>
+          <w:numId w:val="1"/>
+        </w:numPr>
+      </w:pPr>
       <w:r>
         <w:lastRenderedPageBreak/>
-        <w:t>is_moving_flipped</w:t>
-      </w:r>
-      <w:proofErr w:type="spellEnd"/>
-      <w:r>
-        <w:t>: true or false depending on which way the object pushing the player is pushing the player.</w:t>
-      </w:r>
-    </w:p>
-    <w:p>
-      <w:proofErr w:type="spellStart"/>
-      <w:r>
-        <w:t>is_cutscene_running</w:t>
-      </w:r>
-      <w:proofErr w:type="spellEnd"/>
-      <w:r>
-        <w:t xml:space="preserve">: true when the dialog menu is </w:t>
-      </w:r>
-      <w:proofErr w:type="gramStart"/>
-      <w:r>
-        <w:t>being used</w:t>
-      </w:r>
-      <w:proofErr w:type="gramEnd"/>
-      <w:r>
-        <w:t xml:space="preserve"> and/or a cutscene is occurring, cues to cease all movement.</w:t>
-      </w:r>
-    </w:p>
-    <w:p>
-      <w:pPr>
-        <w:pStyle w:val="Heading3"/>
-      </w:pPr>
-      <w:r>
-        <w:t>Status Variables:</w:t>
-      </w:r>
-    </w:p>
-    <w:p>
-      <w:r>
-        <w:t xml:space="preserve">float </w:t>
-      </w:r>
-      <w:proofErr w:type="spellStart"/>
-      <w:r>
-        <w:t>current_max_</w:t>
-      </w:r>
-      <w:proofErr w:type="gramStart"/>
-      <w:r>
-        <w:t>speed</w:t>
-      </w:r>
-      <w:proofErr w:type="spellEnd"/>
-      <w:r>
-        <w:t>:</w:t>
-      </w:r>
-      <w:proofErr w:type="gramEnd"/>
-      <w:r>
-        <w:t xml:space="preserve"> holds the current max speed after adjusting for the environment/sprinting.</w:t>
-      </w:r>
-    </w:p>
-    <w:p>
-      <w:r>
-        <w:t xml:space="preserve">float </w:t>
-      </w:r>
-      <w:proofErr w:type="spellStart"/>
-      <w:r>
-        <w:t>current_</w:t>
-      </w:r>
-      <w:proofErr w:type="gramStart"/>
-      <w:r>
-        <w:t>acceleration</w:t>
-      </w:r>
-      <w:proofErr w:type="spellEnd"/>
-      <w:r>
-        <w:t>:</w:t>
-      </w:r>
-      <w:proofErr w:type="gramEnd"/>
-      <w:r>
-        <w:t xml:space="preserve"> holds the </w:t>
-      </w:r>
-      <w:r>
-        <w:t>current acceleration</w:t>
-      </w:r>
-      <w:r>
-        <w:t xml:space="preserve"> after adjusting for the environment/sprinting.</w:t>
-      </w:r>
-    </w:p>
-    <w:p>
-      <w:r>
-        <w:t xml:space="preserve">int </w:t>
-      </w:r>
-      <w:proofErr w:type="gramStart"/>
-      <w:r>
-        <w:t>health:</w:t>
-      </w:r>
-      <w:proofErr w:type="gramEnd"/>
-      <w:r>
-        <w:t xml:space="preserve"> holds the current health of the player.</w:t>
-      </w:r>
-    </w:p>
-    <w:p>
-      <w:proofErr w:type="gramStart"/>
-      <w:r>
-        <w:t>Array[</w:t>
-      </w:r>
-      <w:proofErr w:type="gramEnd"/>
-      <w:r>
-        <w:t xml:space="preserve">Interactable] </w:t>
-      </w:r>
-      <w:proofErr w:type="spellStart"/>
-      <w:r>
-        <w:t>interactables</w:t>
-      </w:r>
-      <w:proofErr w:type="spellEnd"/>
-      <w:r>
-        <w:t xml:space="preserve">: holds all </w:t>
-      </w:r>
-      <w:proofErr w:type="spellStart"/>
-      <w:r>
-        <w:t>interactables</w:t>
-      </w:r>
-      <w:proofErr w:type="spellEnd"/>
-      <w:r>
-        <w:t xml:space="preserve"> within the interactable collision of the player.</w:t>
-      </w:r>
-    </w:p>
-    <w:p>
-      <w:r>
-        <w:t xml:space="preserve">float </w:t>
-      </w:r>
-      <w:proofErr w:type="spellStart"/>
-      <w:r>
-        <w:t>movin_rotation</w:t>
-      </w:r>
-      <w:proofErr w:type="spellEnd"/>
-      <w:r>
-        <w:t>: the direction to push the player if a large object is doing that.</w:t>
-      </w:r>
-    </w:p>
-    <w:p>
-      <w:r>
-        <w:t xml:space="preserve">float </w:t>
-      </w:r>
-      <w:proofErr w:type="spellStart"/>
-      <w:r>
-        <w:t>previous_rotation</w:t>
-      </w:r>
-      <w:proofErr w:type="spellEnd"/>
-      <w:r>
-        <w:t>: the direction the player was facing the last frame, just in case the mouse is directly on top of the player.</w:t>
-      </w:r>
-    </w:p>
-    <w:p>
-      <w:r>
-        <w:t xml:space="preserve">Vector2 </w:t>
-      </w:r>
-      <w:proofErr w:type="spellStart"/>
-      <w:r>
-        <w:t>input_vector</w:t>
-      </w:r>
-      <w:proofErr w:type="spellEnd"/>
-      <w:r>
-        <w:t>: the direction on the joystick the player is pointing towards.</w:t>
-      </w:r>
-    </w:p>
-    <w:p>
-      <w:r>
-        <w:t xml:space="preserve">Dictionary </w:t>
-      </w:r>
-      <w:proofErr w:type="gramStart"/>
-      <w:r>
-        <w:t>inventory:</w:t>
-      </w:r>
-      <w:proofErr w:type="gramEnd"/>
-      <w:r>
-        <w:t xml:space="preserve"> stores the inventory of the player when queried by the player.</w:t>
-      </w:r>
-    </w:p>
-    <w:p>
-      <w:pPr>
-        <w:pStyle w:val="Heading3"/>
-      </w:pPr>
-      <w:r>
-        <w:t>Resources:</w:t>
-      </w:r>
-    </w:p>
-    <w:p>
-      <w:proofErr w:type="spellStart"/>
-      <w:r>
-        <w:t>PackedScene</w:t>
-      </w:r>
-      <w:proofErr w:type="spellEnd"/>
-      <w:r>
-        <w:t xml:space="preserve"> </w:t>
-      </w:r>
-      <w:proofErr w:type="gramStart"/>
-      <w:r>
-        <w:t>bullet:</w:t>
-      </w:r>
-      <w:proofErr w:type="gramEnd"/>
-      <w:r>
-        <w:t xml:space="preserve"> references the bullet class and used for firing (redundant)</w:t>
-      </w:r>
-    </w:p>
-    <w:p>
-      <w:r>
-        <w:t xml:space="preserve">Gun </w:t>
-      </w:r>
-      <w:proofErr w:type="spellStart"/>
-      <w:r>
-        <w:t>gun</w:t>
-      </w:r>
-      <w:proofErr w:type="spellEnd"/>
-      <w:r>
-        <w:t>: the gun, $</w:t>
-      </w:r>
-      <w:proofErr w:type="spellStart"/>
-      <w:r>
-        <w:t>neutralSpecial</w:t>
-      </w:r>
-      <w:proofErr w:type="spellEnd"/>
-    </w:p>
-    <w:p>
-      <w:pPr>
-        <w:pStyle w:val="Heading3"/>
-      </w:pPr>
-      <w:r>
-        <w:t>Signals:</w:t>
-      </w:r>
-    </w:p>
-    <w:p>
-      <w:proofErr w:type="spellStart"/>
-      <w:r>
-        <w:t>sig_you_</w:t>
-      </w:r>
-      <w:proofErr w:type="gramStart"/>
-      <w:r>
-        <w:t>died</w:t>
-      </w:r>
-      <w:proofErr w:type="spellEnd"/>
-      <w:r>
-        <w:t>(</w:t>
-      </w:r>
-      <w:proofErr w:type="gramEnd"/>
-      <w:r>
-        <w:t xml:space="preserve">): called when the player’s health </w:t>
-      </w:r>
-      <w:proofErr w:type="gramStart"/>
-      <w:r>
-        <w:t>is brought</w:t>
-      </w:r>
-      <w:proofErr w:type="gramEnd"/>
-      <w:r>
-        <w:t xml:space="preserve"> to zero or less.</w:t>
+        <w:t>If the shoot button is fired, fire the gun</w:t>
+      </w:r>
+      <w:r>
+        <w:t>, unless there is an active cutscene firing buffer.</w:t>
       </w:r>
     </w:p>
     <w:p>
@@ -541,631 +1430,10 @@
         </w:numPr>
       </w:pPr>
       <w:r>
-        <w:t xml:space="preserve">Used by the game to serve the death </w:t>
-      </w:r>
-      <w:proofErr w:type="gramStart"/>
-      <w:r>
-        <w:t>menu</w:t>
-      </w:r>
-      <w:proofErr w:type="gramEnd"/>
-    </w:p>
-    <w:p>
-      <w:proofErr w:type="spellStart"/>
-      <w:r>
-        <w:t>sig_open_</w:t>
-      </w:r>
-      <w:proofErr w:type="gramStart"/>
-      <w:r>
-        <w:t>chest</w:t>
-      </w:r>
-      <w:proofErr w:type="spellEnd"/>
-      <w:r>
-        <w:t>(</w:t>
-      </w:r>
-      <w:proofErr w:type="gramEnd"/>
-      <w:r>
-        <w:t>Chest chest): called when the player opens a chest.</w:t>
-      </w:r>
-    </w:p>
-    <w:p>
-      <w:pPr>
-        <w:pStyle w:val="ListParagraph"/>
-        <w:numPr>
-          <w:ilvl w:val="0"/>
-          <w:numId w:val="1"/>
-        </w:numPr>
-      </w:pPr>
-      <w:r>
-        <w:t xml:space="preserve">Used by the game to </w:t>
-      </w:r>
-      <w:r>
-        <w:t xml:space="preserve">edit the </w:t>
-      </w:r>
-      <w:proofErr w:type="gramStart"/>
-      <w:r>
-        <w:t>inventory</w:t>
-      </w:r>
-      <w:proofErr w:type="gramEnd"/>
-    </w:p>
-    <w:p>
-      <w:pPr>
-        <w:pStyle w:val="ListParagraph"/>
-        <w:numPr>
-          <w:ilvl w:val="0"/>
-          <w:numId w:val="1"/>
-        </w:numPr>
-      </w:pPr>
-      <w:r>
-        <w:t xml:space="preserve">Used by the chest </w:t>
-      </w:r>
-      <w:r>
-        <w:t xml:space="preserve">to serve </w:t>
-      </w:r>
-      <w:proofErr w:type="gramStart"/>
-      <w:r>
-        <w:t>itself</w:t>
-      </w:r>
-      <w:proofErr w:type="gramEnd"/>
-    </w:p>
-    <w:p>
-      <w:proofErr w:type="spellStart"/>
-      <w:r>
-        <w:t>sig_open_</w:t>
-      </w:r>
-      <w:proofErr w:type="gramStart"/>
-      <w:r>
-        <w:t>door</w:t>
-      </w:r>
-      <w:proofErr w:type="spellEnd"/>
-      <w:r>
-        <w:t>(</w:t>
-      </w:r>
-      <w:proofErr w:type="gramEnd"/>
-      <w:r>
-        <w:t xml:space="preserve">int </w:t>
-      </w:r>
-      <w:proofErr w:type="spellStart"/>
-      <w:r>
-        <w:t>doorID</w:t>
-      </w:r>
-      <w:proofErr w:type="spellEnd"/>
-      <w:r>
-        <w:t>): called when the player opens a door.</w:t>
-      </w:r>
-    </w:p>
-    <w:p>
-      <w:pPr>
-        <w:pStyle w:val="ListParagraph"/>
-        <w:numPr>
-          <w:ilvl w:val="0"/>
-          <w:numId w:val="1"/>
-        </w:numPr>
-      </w:pPr>
-      <w:r>
-        <w:t>Useless</w:t>
-      </w:r>
-    </w:p>
-    <w:p>
-      <w:proofErr w:type="spellStart"/>
-      <w:r>
-        <w:lastRenderedPageBreak/>
-        <w:t>sig_change_</w:t>
-      </w:r>
-      <w:proofErr w:type="gramStart"/>
-      <w:r>
-        <w:t>inventory</w:t>
-      </w:r>
-      <w:proofErr w:type="spellEnd"/>
-      <w:r>
-        <w:t>(</w:t>
-      </w:r>
-      <w:proofErr w:type="gramEnd"/>
-      <w:r>
-        <w:t xml:space="preserve">String item, int float): called when the player needs to change the inventory itself (usually when opening doors, </w:t>
-      </w:r>
-      <w:proofErr w:type="gramStart"/>
-      <w:r>
-        <w:t>etc.</w:t>
-      </w:r>
-      <w:proofErr w:type="gramEnd"/>
-      <w:r>
-        <w:t>)</w:t>
-      </w:r>
-    </w:p>
-    <w:p>
-      <w:pPr>
-        <w:pStyle w:val="ListParagraph"/>
-        <w:numPr>
-          <w:ilvl w:val="0"/>
-          <w:numId w:val="1"/>
-        </w:numPr>
-      </w:pPr>
-      <w:r>
-        <w:t>Used by the game to edit the inventory.</w:t>
-      </w:r>
-    </w:p>
-    <w:p>
-      <w:proofErr w:type="spellStart"/>
-      <w:r>
-        <w:t>sig_query_</w:t>
-      </w:r>
-      <w:proofErr w:type="gramStart"/>
-      <w:r>
-        <w:t>inventory</w:t>
-      </w:r>
-      <w:proofErr w:type="spellEnd"/>
-      <w:r>
-        <w:t>(</w:t>
-      </w:r>
-      <w:proofErr w:type="gramEnd"/>
-      <w:r>
-        <w:t xml:space="preserve">): called when the player needs to reference the inventory (usually when checking if there is a key to open a door, </w:t>
-      </w:r>
-      <w:proofErr w:type="gramStart"/>
-      <w:r>
-        <w:t>etc.</w:t>
-      </w:r>
-      <w:proofErr w:type="gramEnd"/>
-      <w:r>
-        <w:t>)</w:t>
-      </w:r>
-    </w:p>
-    <w:p>
-      <w:pPr>
-        <w:pStyle w:val="ListParagraph"/>
-        <w:numPr>
-          <w:ilvl w:val="0"/>
-          <w:numId w:val="1"/>
-        </w:numPr>
-      </w:pPr>
-      <w:r>
-        <w:t>Used by the game to send the inventory to the player and store it in the inventory variable.</w:t>
-      </w:r>
-    </w:p>
-    <w:p>
-      <w:proofErr w:type="spellStart"/>
-      <w:r>
-        <w:t>sig_set_</w:t>
-      </w:r>
-      <w:proofErr w:type="gramStart"/>
-      <w:r>
-        <w:t>healthbar</w:t>
-      </w:r>
-      <w:proofErr w:type="spellEnd"/>
-      <w:r>
-        <w:t>(</w:t>
-      </w:r>
-      <w:proofErr w:type="gramEnd"/>
-      <w:r>
-        <w:t>float health): called when the player takes damage or heals.</w:t>
-      </w:r>
-    </w:p>
-    <w:p>
-      <w:pPr>
-        <w:pStyle w:val="ListParagraph"/>
-        <w:numPr>
-          <w:ilvl w:val="0"/>
-          <w:numId w:val="1"/>
-        </w:numPr>
-      </w:pPr>
-      <w:r>
-        <w:t xml:space="preserve">Used by the game to set the </w:t>
-      </w:r>
-      <w:proofErr w:type="spellStart"/>
-      <w:r>
-        <w:t>hud</w:t>
-      </w:r>
-      <w:proofErr w:type="spellEnd"/>
-      <w:r>
-        <w:t xml:space="preserve"> health bar to whatever the player’s actual health is.</w:t>
-      </w:r>
-    </w:p>
-    <w:p>
-      <w:pPr>
-        <w:pStyle w:val="Heading2"/>
-      </w:pPr>
-      <w:r>
-        <w:t>Functions:</w:t>
-      </w:r>
-    </w:p>
-    <w:p>
-      <w:pPr>
-        <w:pStyle w:val="Heading3"/>
-      </w:pPr>
-      <w:r>
-        <w:t>Signal Functions:</w:t>
-      </w:r>
-    </w:p>
-    <w:p>
-      <w:proofErr w:type="gramStart"/>
-      <w:r>
-        <w:t>void  _</w:t>
-      </w:r>
-      <w:proofErr w:type="spellStart"/>
-      <w:proofErr w:type="gramEnd"/>
-      <w:r>
-        <w:t>on_interaction_area_area_</w:t>
-      </w:r>
-      <w:proofErr w:type="gramStart"/>
-      <w:r>
-        <w:t>entered</w:t>
-      </w:r>
-      <w:proofErr w:type="spellEnd"/>
-      <w:r>
-        <w:t>(</w:t>
-      </w:r>
-      <w:proofErr w:type="gramEnd"/>
-      <w:r>
-        <w:t>Area2D area) ($</w:t>
-      </w:r>
-      <w:proofErr w:type="spellStart"/>
-      <w:r>
-        <w:t>interactionArea.area_entered</w:t>
-      </w:r>
-      <w:proofErr w:type="spellEnd"/>
-      <w:r>
-        <w:t>):</w:t>
-      </w:r>
-    </w:p>
-    <w:p>
-      <w:pPr>
-        <w:pStyle w:val="ListParagraph"/>
-        <w:numPr>
-          <w:ilvl w:val="0"/>
-          <w:numId w:val="1"/>
-        </w:numPr>
-      </w:pPr>
-      <w:proofErr w:type="gramStart"/>
-      <w:r>
-        <w:t>Adds</w:t>
-      </w:r>
-      <w:proofErr w:type="gramEnd"/>
-      <w:r>
-        <w:t xml:space="preserve"> the interactable referenced by area to the list of </w:t>
-      </w:r>
-      <w:proofErr w:type="spellStart"/>
-      <w:r>
-        <w:t>interactables</w:t>
-      </w:r>
-      <w:proofErr w:type="spellEnd"/>
-      <w:r>
-        <w:t xml:space="preserve"> to interact with.</w:t>
-      </w:r>
-    </w:p>
-    <w:p>
-      <w:proofErr w:type="gramStart"/>
-      <w:r>
-        <w:t>void  _</w:t>
-      </w:r>
-      <w:proofErr w:type="spellStart"/>
-      <w:proofErr w:type="gramEnd"/>
-      <w:r>
-        <w:t>on_interaction_area_area_</w:t>
-      </w:r>
-      <w:proofErr w:type="gramStart"/>
-      <w:r>
-        <w:t>exited</w:t>
-      </w:r>
-      <w:proofErr w:type="spellEnd"/>
-      <w:r>
-        <w:t>(</w:t>
-      </w:r>
-      <w:proofErr w:type="gramEnd"/>
-      <w:r>
-        <w:t>Area2D area) ($</w:t>
-      </w:r>
-      <w:proofErr w:type="spellStart"/>
-      <w:r>
-        <w:t>interactionArea.area_entered</w:t>
-      </w:r>
-      <w:proofErr w:type="spellEnd"/>
-      <w:r>
-        <w:t>):</w:t>
-      </w:r>
-    </w:p>
-    <w:p>
-      <w:pPr>
-        <w:pStyle w:val="ListParagraph"/>
-        <w:numPr>
-          <w:ilvl w:val="0"/>
-          <w:numId w:val="1"/>
-        </w:numPr>
-      </w:pPr>
-      <w:r>
-        <w:t>Removes</w:t>
-      </w:r>
-      <w:r>
-        <w:t xml:space="preserve"> the interactable referenced by area to the list of </w:t>
-      </w:r>
-      <w:proofErr w:type="spellStart"/>
-      <w:r>
-        <w:t>interactables</w:t>
-      </w:r>
-      <w:proofErr w:type="spellEnd"/>
-      <w:r>
-        <w:t xml:space="preserve"> to interact with.</w:t>
-      </w:r>
-    </w:p>
-    <w:p>
-      <w:pPr>
-        <w:pStyle w:val="Heading3"/>
-      </w:pPr>
-      <w:r>
-        <w:t>Input:</w:t>
-      </w:r>
-    </w:p>
-    <w:p>
-      <w:pPr>
-        <w:pStyle w:val="ListParagraph"/>
-        <w:numPr>
-          <w:ilvl w:val="0"/>
-          <w:numId w:val="1"/>
-        </w:numPr>
-      </w:pPr>
-      <w:r>
-        <w:t xml:space="preserve">Keypresses or mouse button presses enable the use of the mouse and </w:t>
-      </w:r>
-      <w:proofErr w:type="gramStart"/>
-      <w:r>
-        <w:t>turn</w:t>
-      </w:r>
-      <w:proofErr w:type="gramEnd"/>
-      <w:r>
-        <w:t xml:space="preserve"> on </w:t>
-      </w:r>
-      <w:proofErr w:type="spellStart"/>
-      <w:r>
-        <w:t>is_using_</w:t>
-      </w:r>
-      <w:proofErr w:type="gramStart"/>
-      <w:r>
-        <w:t>mouse</w:t>
-      </w:r>
-      <w:proofErr w:type="spellEnd"/>
-      <w:proofErr w:type="gramEnd"/>
-    </w:p>
-    <w:p>
-      <w:pPr>
-        <w:pStyle w:val="ListParagraph"/>
-        <w:numPr>
-          <w:ilvl w:val="0"/>
-          <w:numId w:val="1"/>
-        </w:numPr>
-      </w:pPr>
-      <w:r>
-        <w:t xml:space="preserve">Joypad presses or motion disables the use of the mouse and turns off </w:t>
-      </w:r>
-      <w:proofErr w:type="spellStart"/>
-      <w:r>
-        <w:t>is_using_mouse</w:t>
-      </w:r>
-      <w:proofErr w:type="spellEnd"/>
-      <w:r>
-        <w:t>.</w:t>
-      </w:r>
-    </w:p>
-    <w:p>
-      <w:pPr>
-        <w:pStyle w:val="ListParagraph"/>
-        <w:numPr>
-          <w:ilvl w:val="0"/>
-          <w:numId w:val="1"/>
-        </w:numPr>
-      </w:pPr>
-      <w:r>
-        <w:t xml:space="preserve">“interact” (space) with a </w:t>
-      </w:r>
-      <w:proofErr w:type="spellStart"/>
-      <w:proofErr w:type="gramStart"/>
-      <w:r>
-        <w:t>non empty</w:t>
-      </w:r>
-      <w:proofErr w:type="spellEnd"/>
-      <w:proofErr w:type="gramEnd"/>
-      <w:r>
-        <w:t xml:space="preserve"> interactable:</w:t>
-      </w:r>
-    </w:p>
-    <w:p>
-      <w:pPr>
-        <w:pStyle w:val="ListParagraph"/>
-        <w:numPr>
-          <w:ilvl w:val="1"/>
-          <w:numId w:val="1"/>
-        </w:numPr>
-      </w:pPr>
-      <w:r>
-        <w:t xml:space="preserve">If it is a chest, the chest is set to open and </w:t>
-      </w:r>
-      <w:proofErr w:type="spellStart"/>
-      <w:r>
-        <w:t>sig_open_chest</w:t>
-      </w:r>
-      <w:proofErr w:type="spellEnd"/>
-      <w:r>
-        <w:t xml:space="preserve"> is </w:t>
-      </w:r>
-      <w:proofErr w:type="gramStart"/>
-      <w:r>
-        <w:t>emitted</w:t>
-      </w:r>
-      <w:proofErr w:type="gramEnd"/>
-    </w:p>
-    <w:p>
-      <w:pPr>
-        <w:pStyle w:val="ListParagraph"/>
-        <w:numPr>
-          <w:ilvl w:val="1"/>
-          <w:numId w:val="1"/>
-        </w:numPr>
-      </w:pPr>
-      <w:r>
-        <w:t xml:space="preserve">If it is a door and there is a nonzero number of keys in the inventory, the door is set to open, </w:t>
-      </w:r>
-      <w:proofErr w:type="spellStart"/>
-      <w:r>
-        <w:t>sig_open_door</w:t>
-      </w:r>
-      <w:proofErr w:type="spellEnd"/>
-      <w:r>
-        <w:t xml:space="preserve"> </w:t>
-      </w:r>
-      <w:proofErr w:type="gramStart"/>
-      <w:r>
-        <w:t>is emitted</w:t>
-      </w:r>
-      <w:proofErr w:type="gramEnd"/>
-      <w:r>
-        <w:t xml:space="preserve">, and </w:t>
-      </w:r>
-      <w:proofErr w:type="spellStart"/>
-      <w:proofErr w:type="gramStart"/>
-      <w:r>
-        <w:t>sig</w:t>
-      </w:r>
-      <w:proofErr w:type="gramEnd"/>
-      <w:r>
-        <w:t>_change_inventory</w:t>
-      </w:r>
-      <w:proofErr w:type="spellEnd"/>
-      <w:r>
-        <w:t xml:space="preserve"> </w:t>
-      </w:r>
-      <w:proofErr w:type="gramStart"/>
-      <w:r>
-        <w:t>is called</w:t>
-      </w:r>
-      <w:proofErr w:type="gramEnd"/>
-      <w:r>
-        <w:t xml:space="preserve"> to reduce the number of keys by one.</w:t>
-      </w:r>
-    </w:p>
-    <w:p>
-      <w:pPr>
-        <w:pStyle w:val="ListParagraph"/>
-        <w:numPr>
-          <w:ilvl w:val="0"/>
-          <w:numId w:val="1"/>
-        </w:numPr>
-      </w:pPr>
-      <w:r>
-        <w:t xml:space="preserve">“sprint” (left shift) is </w:t>
-      </w:r>
-      <w:proofErr w:type="gramStart"/>
-      <w:r>
-        <w:t>pressed</w:t>
-      </w:r>
-      <w:proofErr w:type="gramEnd"/>
-      <w:r>
-        <w:t xml:space="preserve"> and sprinting is not happening:</w:t>
-      </w:r>
-    </w:p>
-    <w:p>
-      <w:pPr>
-        <w:pStyle w:val="ListParagraph"/>
-        <w:numPr>
-          <w:ilvl w:val="1"/>
-          <w:numId w:val="1"/>
-        </w:numPr>
-      </w:pPr>
-      <w:r>
-        <w:t xml:space="preserve">Sprinting is set to true and </w:t>
-      </w:r>
-      <w:proofErr w:type="spellStart"/>
-      <w:r>
-        <w:t>current_max_speed</w:t>
-      </w:r>
-      <w:proofErr w:type="spellEnd"/>
-      <w:r>
-        <w:t xml:space="preserve"> and </w:t>
-      </w:r>
-      <w:proofErr w:type="spellStart"/>
-      <w:r>
-        <w:t>current_acceleration</w:t>
-      </w:r>
-      <w:proofErr w:type="spellEnd"/>
-      <w:r>
-        <w:t xml:space="preserve"> </w:t>
-      </w:r>
-      <w:proofErr w:type="gramStart"/>
-      <w:r>
-        <w:t>are doubled</w:t>
-      </w:r>
-      <w:proofErr w:type="gramEnd"/>
-      <w:r>
-        <w:t xml:space="preserve"> to that of their corresponding </w:t>
-      </w:r>
-      <w:proofErr w:type="gramStart"/>
-      <w:r>
-        <w:t>constants</w:t>
-      </w:r>
-      <w:proofErr w:type="gramEnd"/>
-    </w:p>
-    <w:p>
-      <w:pPr>
-        <w:pStyle w:val="ListParagraph"/>
-        <w:numPr>
-          <w:ilvl w:val="0"/>
-          <w:numId w:val="1"/>
-        </w:numPr>
-      </w:pPr>
-      <w:r>
-        <w:t xml:space="preserve">“sprint” (left shift) </w:t>
-      </w:r>
-      <w:proofErr w:type="gramStart"/>
-      <w:r>
-        <w:t>is released</w:t>
-      </w:r>
-      <w:proofErr w:type="gramEnd"/>
-      <w:r>
-        <w:t xml:space="preserve"> and sprinting is happening:</w:t>
-      </w:r>
-    </w:p>
-    <w:p>
-      <w:pPr>
-        <w:pStyle w:val="ListParagraph"/>
-        <w:numPr>
-          <w:ilvl w:val="1"/>
-          <w:numId w:val="1"/>
-        </w:numPr>
-      </w:pPr>
-      <w:r>
-        <w:t xml:space="preserve">Sprinting is set to true and </w:t>
-      </w:r>
-      <w:proofErr w:type="spellStart"/>
-      <w:r>
-        <w:t>current_max_speed</w:t>
-      </w:r>
-      <w:proofErr w:type="spellEnd"/>
-      <w:r>
-        <w:t xml:space="preserve"> and </w:t>
-      </w:r>
-      <w:proofErr w:type="spellStart"/>
-      <w:r>
-        <w:t>current_acceleration</w:t>
-      </w:r>
-      <w:proofErr w:type="spellEnd"/>
-      <w:r>
-        <w:t xml:space="preserve"> </w:t>
-      </w:r>
-      <w:proofErr w:type="gramStart"/>
-      <w:r>
-        <w:t>are returned</w:t>
-      </w:r>
-      <w:proofErr w:type="gramEnd"/>
-      <w:r>
-        <w:t xml:space="preserve"> to normal.</w:t>
-      </w:r>
-    </w:p>
-    <w:p>
-      <w:pPr>
-        <w:pStyle w:val="Heading3"/>
-      </w:pPr>
-      <w:r>
-        <w:lastRenderedPageBreak/>
-        <w:t>Thingy Functions</w:t>
-      </w:r>
-    </w:p>
+        <w:t>The player is then moved, and the previous rotation of the player is set to the current one just in case of a controller.</w:t>
+      </w:r>
+    </w:p>
+    <w:p/>
     <w:sectPr>
       <w:pgSz w:w="12240" w:h="15840"/>
       <w:pgMar w:top="1440" w:right="1440" w:bottom="1440" w:left="1440" w:header="720" w:footer="720" w:gutter="0"/>

--- a/the big doc.docx
+++ b/the big doc.docx
@@ -15,7 +15,7 @@
         <w:pStyle w:val="Heading1"/>
       </w:pPr>
       <w:r>
-        <w:t>Root Scene</w:t>
+        <w:t>Game Manager</w:t>
       </w:r>
     </w:p>
     <w:p>
@@ -27,10 +27,515 @@
       </w:r>
     </w:p>
     <w:p>
+      <w:r>
+        <w:t>Game (root, Node2D)</w:t>
+      </w:r>
+    </w:p>
+    <w:p>
+      <w:pPr>
+        <w:pStyle w:val="ListParagraph"/>
+        <w:numPr>
+          <w:ilvl w:val="0"/>
+          <w:numId w:val="2"/>
+        </w:numPr>
+      </w:pPr>
+      <w:r>
+        <w:t>container (level)</w:t>
+      </w:r>
+    </w:p>
+    <w:p>
+      <w:pPr>
+        <w:pStyle w:val="ListParagraph"/>
+        <w:numPr>
+          <w:ilvl w:val="0"/>
+          <w:numId w:val="2"/>
+        </w:numPr>
+      </w:pPr>
+      <w:proofErr w:type="spellStart"/>
+      <w:r>
+        <w:t>hud</w:t>
+      </w:r>
+      <w:proofErr w:type="spellEnd"/>
+      <w:r>
+        <w:t xml:space="preserve"> (</w:t>
+      </w:r>
+      <w:proofErr w:type="spellStart"/>
+      <w:r>
+        <w:t>hud</w:t>
+      </w:r>
+      <w:proofErr w:type="spellEnd"/>
+      <w:r>
+        <w:t xml:space="preserve">, </w:t>
+      </w:r>
+      <w:proofErr w:type="spellStart"/>
+      <w:r>
+        <w:t>CanvasLayer</w:t>
+      </w:r>
+      <w:proofErr w:type="spellEnd"/>
+      <w:r>
+        <w:t>)</w:t>
+      </w:r>
+    </w:p>
+    <w:p>
+      <w:pPr>
+        <w:pStyle w:val="ListParagraph"/>
+        <w:numPr>
+          <w:ilvl w:val="0"/>
+          <w:numId w:val="2"/>
+        </w:numPr>
+      </w:pPr>
+      <w:proofErr w:type="spellStart"/>
+      <w:r>
+        <w:t>menuLayer</w:t>
+      </w:r>
+      <w:proofErr w:type="spellEnd"/>
+      <w:r>
+        <w:t xml:space="preserve"> (</w:t>
+      </w:r>
+      <w:proofErr w:type="spellStart"/>
+      <w:r>
+        <w:t>CanvasLayer</w:t>
+      </w:r>
+      <w:proofErr w:type="spellEnd"/>
+      <w:r>
+        <w:t>)</w:t>
+      </w:r>
+    </w:p>
+    <w:p>
+      <w:pPr>
+        <w:pStyle w:val="ListParagraph"/>
+        <w:numPr>
+          <w:ilvl w:val="1"/>
+          <w:numId w:val="2"/>
+        </w:numPr>
+      </w:pPr>
+      <w:proofErr w:type="spellStart"/>
+      <w:r>
+        <w:t>dialogueMenu</w:t>
+      </w:r>
+      <w:proofErr w:type="spellEnd"/>
+      <w:r>
+        <w:t xml:space="preserve"> (</w:t>
+      </w:r>
+      <w:proofErr w:type="spellStart"/>
+      <w:r>
+        <w:t>dialogueMenu</w:t>
+      </w:r>
+      <w:proofErr w:type="spellEnd"/>
+      <w:r>
+        <w:t>)</w:t>
+      </w:r>
+    </w:p>
+    <w:p>
+      <w:pPr>
+        <w:pStyle w:val="ListParagraph"/>
+        <w:numPr>
+          <w:ilvl w:val="1"/>
+          <w:numId w:val="2"/>
+        </w:numPr>
+      </w:pPr>
+      <w:proofErr w:type="spellStart"/>
+      <w:r>
+        <w:t>logMenu</w:t>
+      </w:r>
+      <w:proofErr w:type="spellEnd"/>
+      <w:r>
+        <w:t xml:space="preserve"> (</w:t>
+      </w:r>
+      <w:proofErr w:type="spellStart"/>
+      <w:r>
+        <w:t>logMenu</w:t>
+      </w:r>
+      <w:proofErr w:type="spellEnd"/>
+      <w:r>
+        <w:t>)</w:t>
+      </w:r>
+    </w:p>
+    <w:p>
+      <w:pPr>
+        <w:pStyle w:val="ListParagraph"/>
+        <w:numPr>
+          <w:ilvl w:val="1"/>
+          <w:numId w:val="2"/>
+        </w:numPr>
+      </w:pPr>
+      <w:proofErr w:type="spellStart"/>
+      <w:r>
+        <w:t>pauseMenu</w:t>
+      </w:r>
+      <w:proofErr w:type="spellEnd"/>
+      <w:r>
+        <w:t xml:space="preserve"> (</w:t>
+      </w:r>
+      <w:proofErr w:type="spellStart"/>
+      <w:r>
+        <w:t>pauseMenu</w:t>
+      </w:r>
+      <w:proofErr w:type="spellEnd"/>
+      <w:r>
+        <w:t>)</w:t>
+      </w:r>
+    </w:p>
+    <w:p>
+      <w:pPr>
+        <w:pStyle w:val="ListParagraph"/>
+        <w:numPr>
+          <w:ilvl w:val="1"/>
+          <w:numId w:val="2"/>
+        </w:numPr>
+      </w:pPr>
+      <w:proofErr w:type="spellStart"/>
+      <w:r>
+        <w:t>deathMenu</w:t>
+      </w:r>
+      <w:proofErr w:type="spellEnd"/>
+      <w:r>
+        <w:t xml:space="preserve"> (</w:t>
+      </w:r>
+      <w:proofErr w:type="spellStart"/>
+      <w:r>
+        <w:t>deathMenu</w:t>
+      </w:r>
+      <w:proofErr w:type="spellEnd"/>
+      <w:r>
+        <w:t>)</w:t>
+      </w:r>
+    </w:p>
+    <w:p>
+      <w:pPr>
+        <w:pStyle w:val="ListParagraph"/>
+        <w:numPr>
+          <w:ilvl w:val="1"/>
+          <w:numId w:val="2"/>
+        </w:numPr>
+      </w:pPr>
+      <w:proofErr w:type="spellStart"/>
+      <w:r>
+        <w:t>optionsMenu</w:t>
+      </w:r>
+      <w:proofErr w:type="spellEnd"/>
+      <w:r>
+        <w:t xml:space="preserve"> (</w:t>
+      </w:r>
+      <w:proofErr w:type="spellStart"/>
+      <w:r>
+        <w:t>optionsMenu</w:t>
+      </w:r>
+      <w:proofErr w:type="spellEnd"/>
+      <w:r>
+        <w:t>)</w:t>
+      </w:r>
+    </w:p>
+    <w:p>
+      <w:pPr>
+        <w:pStyle w:val="ListParagraph"/>
+        <w:numPr>
+          <w:ilvl w:val="1"/>
+          <w:numId w:val="2"/>
+        </w:numPr>
+      </w:pPr>
+      <w:proofErr w:type="spellStart"/>
+      <w:r>
+        <w:t>chestMenu</w:t>
+      </w:r>
+      <w:proofErr w:type="spellEnd"/>
+      <w:r>
+        <w:t xml:space="preserve"> (</w:t>
+      </w:r>
+      <w:proofErr w:type="spellStart"/>
+      <w:r>
+        <w:t>chestMenu</w:t>
+      </w:r>
+      <w:proofErr w:type="spellEnd"/>
+      <w:r>
+        <w:t>)</w:t>
+      </w:r>
+    </w:p>
+    <w:p>
+      <w:pPr>
+        <w:pStyle w:val="ListParagraph"/>
+        <w:numPr>
+          <w:ilvl w:val="1"/>
+          <w:numId w:val="2"/>
+        </w:numPr>
+      </w:pPr>
+      <w:proofErr w:type="spellStart"/>
+      <w:r>
+        <w:t>mapMenu</w:t>
+      </w:r>
+      <w:proofErr w:type="spellEnd"/>
+      <w:r>
+        <w:t xml:space="preserve"> (</w:t>
+      </w:r>
+      <w:proofErr w:type="spellStart"/>
+      <w:r>
+        <w:t>mapMenu</w:t>
+      </w:r>
+      <w:proofErr w:type="spellEnd"/>
+      <w:r>
+        <w:t>)</w:t>
+      </w:r>
+    </w:p>
+    <w:p>
+      <w:pPr>
+        <w:pStyle w:val="ListParagraph"/>
+        <w:numPr>
+          <w:ilvl w:val="0"/>
+          <w:numId w:val="2"/>
+        </w:numPr>
+      </w:pPr>
+      <w:proofErr w:type="spellStart"/>
+      <w:r>
+        <w:t>backgroundMusicPlayer</w:t>
+      </w:r>
+      <w:proofErr w:type="spellEnd"/>
+      <w:r>
+        <w:t xml:space="preserve"> (</w:t>
+      </w:r>
+      <w:proofErr w:type="spellStart"/>
+      <w:r>
+        <w:t>AudioStreamPlayer</w:t>
+      </w:r>
+      <w:proofErr w:type="spellEnd"/>
+      <w:r>
+        <w:t>)</w:t>
+      </w:r>
+    </w:p>
+    <w:p>
+      <w:pPr>
+        <w:pStyle w:val="Heading2"/>
+      </w:pPr>
+      <w:r>
+        <w:t>Variables:</w:t>
+      </w:r>
+    </w:p>
+    <w:p>
+      <w:pPr>
+        <w:pStyle w:val="Heading3"/>
+      </w:pPr>
+      <w:r>
+        <w:t>Resources:</w:t>
+      </w:r>
+    </w:p>
+    <w:p>
+      <w:r>
+        <w:t xml:space="preserve">Control </w:t>
+      </w:r>
+      <w:proofErr w:type="spellStart"/>
+      <w:r>
+        <w:t>pausemenu</w:t>
+      </w:r>
+      <w:proofErr w:type="spellEnd"/>
+      <w:r>
+        <w:t>: the pause menu, $</w:t>
+      </w:r>
+      <w:proofErr w:type="spellStart"/>
+      <w:r>
+        <w:t>menuLayer</w:t>
+      </w:r>
+      <w:proofErr w:type="spellEnd"/>
+      <w:r>
+        <w:t>/</w:t>
+      </w:r>
+      <w:proofErr w:type="spellStart"/>
+      <w:r>
+        <w:t>pauseMenu</w:t>
+      </w:r>
+      <w:proofErr w:type="spellEnd"/>
+    </w:p>
+    <w:p>
+      <w:r>
+        <w:t xml:space="preserve">Control </w:t>
+      </w:r>
+      <w:proofErr w:type="spellStart"/>
+      <w:r>
+        <w:t>deathmenu</w:t>
+      </w:r>
+      <w:proofErr w:type="spellEnd"/>
+      <w:r>
+        <w:t>: the death menu, $</w:t>
+      </w:r>
+      <w:proofErr w:type="spellStart"/>
+      <w:r>
+        <w:t>menuLayer</w:t>
+      </w:r>
+      <w:proofErr w:type="spellEnd"/>
+      <w:r>
+        <w:t>/</w:t>
+      </w:r>
+      <w:proofErr w:type="spellStart"/>
+      <w:r>
+        <w:t>deathMenu</w:t>
+      </w:r>
+      <w:proofErr w:type="spellEnd"/>
+    </w:p>
+    <w:p>
+      <w:r>
+        <w:t xml:space="preserve">Control </w:t>
+      </w:r>
+      <w:proofErr w:type="spellStart"/>
+      <w:r>
+        <w:t>chestmenu</w:t>
+      </w:r>
+      <w:proofErr w:type="spellEnd"/>
+      <w:r>
+        <w:t>: the chest menu, $</w:t>
+      </w:r>
+      <w:proofErr w:type="spellStart"/>
+      <w:r>
+        <w:t>menuLayer</w:t>
+      </w:r>
+      <w:proofErr w:type="spellEnd"/>
+      <w:r>
+        <w:t>/</w:t>
+      </w:r>
+      <w:proofErr w:type="spellStart"/>
+      <w:r>
+        <w:t>chestMenu</w:t>
+      </w:r>
+      <w:proofErr w:type="spellEnd"/>
+    </w:p>
+    <w:p>
+      <w:r>
+        <w:t xml:space="preserve">Control </w:t>
+      </w:r>
+      <w:proofErr w:type="spellStart"/>
+      <w:r>
+        <w:t>mapmenu</w:t>
+      </w:r>
+      <w:proofErr w:type="spellEnd"/>
+      <w:r>
+        <w:t>: the map menu, $</w:t>
+      </w:r>
+      <w:proofErr w:type="spellStart"/>
+      <w:r>
+        <w:t>menuLayer</w:t>
+      </w:r>
+      <w:proofErr w:type="spellEnd"/>
+      <w:r>
+        <w:t>/</w:t>
+      </w:r>
+      <w:proofErr w:type="spellStart"/>
+      <w:r>
+        <w:t>mapMenu</w:t>
+      </w:r>
+      <w:proofErr w:type="spellEnd"/>
+    </w:p>
+    <w:p>
+      <w:r>
+        <w:t xml:space="preserve">Control </w:t>
+      </w:r>
+      <w:proofErr w:type="spellStart"/>
+      <w:r>
+        <w:t>dialoguemenu</w:t>
+      </w:r>
+      <w:proofErr w:type="spellEnd"/>
+      <w:r>
+        <w:t>: the dialogue menu, $</w:t>
+      </w:r>
+      <w:proofErr w:type="spellStart"/>
+      <w:r>
+        <w:t>menuLayer</w:t>
+      </w:r>
+      <w:proofErr w:type="spellEnd"/>
+      <w:r>
+        <w:t>/</w:t>
+      </w:r>
+      <w:proofErr w:type="spellStart"/>
+      <w:r>
+        <w:t>dialogue_menu</w:t>
+      </w:r>
+      <w:proofErr w:type="spellEnd"/>
+    </w:p>
+    <w:p>
+      <w:r>
+        <w:t xml:space="preserve">Control </w:t>
+      </w:r>
+      <w:proofErr w:type="spellStart"/>
+      <w:r>
+        <w:t>logmenu</w:t>
+      </w:r>
+      <w:proofErr w:type="spellEnd"/>
+      <w:r>
+        <w:t>: the dialogue log menu, $</w:t>
+      </w:r>
+      <w:proofErr w:type="spellStart"/>
+      <w:r>
+        <w:t>menuLayer</w:t>
+      </w:r>
+      <w:proofErr w:type="spellEnd"/>
+      <w:r>
+        <w:t>/</w:t>
+      </w:r>
+      <w:proofErr w:type="spellStart"/>
+      <w:r>
+        <w:t>logMenu</w:t>
+      </w:r>
+      <w:proofErr w:type="spellEnd"/>
+    </w:p>
+    <w:p>
+      <w:r>
+        <w:t xml:space="preserve">Control </w:t>
+      </w:r>
+      <w:proofErr w:type="spellStart"/>
+      <w:proofErr w:type="gramStart"/>
+      <w:r>
+        <w:t>mapmarkersroot</w:t>
+      </w:r>
+      <w:proofErr w:type="spellEnd"/>
+      <w:proofErr w:type="gramEnd"/>
+      <w:r>
+        <w:t>: points to the map markers’ root node, used to detect the use of a stamp for teleportation, $</w:t>
+      </w:r>
+      <w:proofErr w:type="spellStart"/>
+      <w:r>
+        <w:t>menuLayer</w:t>
+      </w:r>
+      <w:proofErr w:type="spellEnd"/>
+      <w:r>
+        <w:t>/</w:t>
+      </w:r>
+      <w:proofErr w:type="spellStart"/>
+      <w:r>
+        <w:t>mapMenu</w:t>
+      </w:r>
+      <w:proofErr w:type="spellEnd"/>
+      <w:r>
+        <w:t>/Panel/map/markers</w:t>
+      </w:r>
+    </w:p>
+    <w:p>
+      <w:r>
+        <w:t xml:space="preserve">Node2D </w:t>
+      </w:r>
+      <w:proofErr w:type="spellStart"/>
+      <w:r>
+        <w:t>triggerroot</w:t>
+      </w:r>
+      <w:proofErr w:type="spellEnd"/>
+      <w:r>
+        <w:t>: points to the triggers’ root node in the container, used to detect the triggering of a cutscene et al., $container/Triggers</w:t>
+      </w:r>
+    </w:p>
+    <w:p>
+      <w:r>
+        <w:t xml:space="preserve">Player </w:t>
+      </w:r>
+      <w:proofErr w:type="spellStart"/>
+      <w:r>
+        <w:t>player</w:t>
+      </w:r>
+      <w:proofErr w:type="spellEnd"/>
+      <w:r>
+        <w:t>: points to the player, $container/Durdan</w:t>
+      </w:r>
+    </w:p>
+    <w:p>
       <w:pPr>
         <w:pStyle w:val="Heading1"/>
       </w:pPr>
       <w:r>
+        <w:lastRenderedPageBreak/>
         <w:t>Player</w:t>
       </w:r>
     </w:p>
@@ -246,37 +751,178 @@
     <w:p>
       <w:proofErr w:type="spellStart"/>
       <w:r>
+        <w:t>is_moving_over</w:t>
+      </w:r>
+      <w:proofErr w:type="spellEnd"/>
+      <w:proofErr w:type="gramStart"/>
+      <w:r>
+        <w:t>:  true</w:t>
+      </w:r>
+      <w:proofErr w:type="gramEnd"/>
+      <w:r>
+        <w:t xml:space="preserve"> when a large object has pushed the player a little over, cue to temporarily disable normal movement to get pushed.</w:t>
+      </w:r>
+    </w:p>
+    <w:p>
+      <w:proofErr w:type="spellStart"/>
+      <w:r>
+        <w:t>is_moving_flipped</w:t>
+      </w:r>
+      <w:proofErr w:type="spellEnd"/>
+      <w:r>
+        <w:t>: true or false depending on which way the object pushing the player is pushing the player.</w:t>
+      </w:r>
+    </w:p>
+    <w:p>
+      <w:proofErr w:type="spellStart"/>
+      <w:r>
+        <w:t>is_cutscene_running</w:t>
+      </w:r>
+      <w:proofErr w:type="spellEnd"/>
+      <w:r>
+        <w:t>: true when the dialog menu is being used and/or a cutscene is occurring, cues to cease all movement.</w:t>
+      </w:r>
+    </w:p>
+    <w:p>
+      <w:pPr>
+        <w:pStyle w:val="Heading3"/>
+      </w:pPr>
+      <w:r>
         <w:lastRenderedPageBreak/>
-        <w:t>is_moving_over</w:t>
-      </w:r>
-      <w:proofErr w:type="spellEnd"/>
+        <w:t>Status Variables:</w:t>
+      </w:r>
+    </w:p>
+    <w:p>
+      <w:r>
+        <w:t xml:space="preserve">float </w:t>
+      </w:r>
+      <w:proofErr w:type="spellStart"/>
+      <w:r>
+        <w:t>current_max_</w:t>
+      </w:r>
       <w:proofErr w:type="gramStart"/>
       <w:r>
-        <w:t>:  true</w:t>
+        <w:t>speed</w:t>
+      </w:r>
+      <w:proofErr w:type="spellEnd"/>
+      <w:r>
+        <w:t>:</w:t>
       </w:r>
       <w:proofErr w:type="gramEnd"/>
       <w:r>
-        <w:t xml:space="preserve"> when a large object has pushed the player a little over, cue to temporarily disable normal movement to get pushed.</w:t>
-      </w:r>
-    </w:p>
-    <w:p>
-      <w:proofErr w:type="spellStart"/>
-      <w:r>
-        <w:t>is_moving_flipped</w:t>
-      </w:r>
-      <w:proofErr w:type="spellEnd"/>
-      <w:r>
-        <w:t>: true or false depending on which way the object pushing the player is pushing the player.</w:t>
-      </w:r>
-    </w:p>
-    <w:p>
-      <w:proofErr w:type="spellStart"/>
-      <w:r>
-        <w:t>is_cutscene_running</w:t>
-      </w:r>
-      <w:proofErr w:type="spellEnd"/>
-      <w:r>
-        <w:t>: true when the dialog menu is being used and/or a cutscene is occurring, cues to cease all movement.</w:t>
+        <w:t xml:space="preserve"> holds the current max speed after adjusting for the environment/sprinting.</w:t>
+      </w:r>
+    </w:p>
+    <w:p>
+      <w:r>
+        <w:t xml:space="preserve">float </w:t>
+      </w:r>
+      <w:proofErr w:type="spellStart"/>
+      <w:r>
+        <w:t>current_</w:t>
+      </w:r>
+      <w:proofErr w:type="gramStart"/>
+      <w:r>
+        <w:t>acceleration</w:t>
+      </w:r>
+      <w:proofErr w:type="spellEnd"/>
+      <w:r>
+        <w:t>:</w:t>
+      </w:r>
+      <w:proofErr w:type="gramEnd"/>
+      <w:r>
+        <w:t xml:space="preserve"> holds the current acceleration after adjusting for the environment/sprinting.</w:t>
+      </w:r>
+    </w:p>
+    <w:p>
+      <w:r>
+        <w:t xml:space="preserve">int </w:t>
+      </w:r>
+      <w:proofErr w:type="gramStart"/>
+      <w:r>
+        <w:t>health:</w:t>
+      </w:r>
+      <w:proofErr w:type="gramEnd"/>
+      <w:r>
+        <w:t xml:space="preserve"> holds the current health of the player.</w:t>
+      </w:r>
+    </w:p>
+    <w:p>
+      <w:proofErr w:type="gramStart"/>
+      <w:r>
+        <w:t>Array[</w:t>
+      </w:r>
+      <w:proofErr w:type="gramEnd"/>
+      <w:r>
+        <w:t xml:space="preserve">Interactable] </w:t>
+      </w:r>
+      <w:proofErr w:type="spellStart"/>
+      <w:r>
+        <w:t>interactables</w:t>
+      </w:r>
+      <w:proofErr w:type="spellEnd"/>
+      <w:r>
+        <w:t xml:space="preserve">: holds all </w:t>
+      </w:r>
+      <w:proofErr w:type="spellStart"/>
+      <w:r>
+        <w:t>interactables</w:t>
+      </w:r>
+      <w:proofErr w:type="spellEnd"/>
+      <w:r>
+        <w:t xml:space="preserve"> within the interactable collision of the player.</w:t>
+      </w:r>
+    </w:p>
+    <w:p>
+      <w:r>
+        <w:t xml:space="preserve">float </w:t>
+      </w:r>
+      <w:proofErr w:type="spellStart"/>
+      <w:r>
+        <w:t>movin_rotation</w:t>
+      </w:r>
+      <w:proofErr w:type="spellEnd"/>
+      <w:r>
+        <w:t>: the direction to push the player if a large object is doing that.</w:t>
+      </w:r>
+    </w:p>
+    <w:p>
+      <w:r>
+        <w:t xml:space="preserve">float </w:t>
+      </w:r>
+      <w:proofErr w:type="spellStart"/>
+      <w:r>
+        <w:t>previous_rotation</w:t>
+      </w:r>
+      <w:proofErr w:type="spellEnd"/>
+      <w:r>
+        <w:t>: the direction the player was facing the last frame, just in case the mouse is directly on top of the player.</w:t>
+      </w:r>
+    </w:p>
+    <w:p>
+      <w:r>
+        <w:t xml:space="preserve">Dictionary </w:t>
+      </w:r>
+      <w:proofErr w:type="gramStart"/>
+      <w:r>
+        <w:t>inventory:</w:t>
+      </w:r>
+      <w:proofErr w:type="gramEnd"/>
+      <w:r>
+        <w:t xml:space="preserve"> stores the inventory of the player when queried by the player.</w:t>
+      </w:r>
+    </w:p>
+    <w:p>
+      <w:r>
+        <w:t xml:space="preserve">int </w:t>
+      </w:r>
+      <w:proofErr w:type="spellStart"/>
+      <w:r>
+        <w:t>cutscene_firing_buffer</w:t>
+      </w:r>
+      <w:proofErr w:type="spellEnd"/>
+      <w:r>
+        <w:t>: Used to buffer one hit so a bullet isn’t automatically fired at the end of a cutscene. If it is nonzero, a bullet will not fire.</w:t>
       </w:r>
     </w:p>
     <w:p>
@@ -284,20 +930,675 @@
         <w:pStyle w:val="Heading3"/>
       </w:pPr>
       <w:r>
-        <w:t>Status Variables:</w:t>
-      </w:r>
-    </w:p>
-    <w:p>
-      <w:r>
-        <w:t xml:space="preserve">float </w:t>
-      </w:r>
-      <w:proofErr w:type="spellStart"/>
-      <w:r>
-        <w:t>current_max_</w:t>
+        <w:t>Resources:</w:t>
+      </w:r>
+    </w:p>
+    <w:p>
+      <w:r>
+        <w:t xml:space="preserve">Gun </w:t>
+      </w:r>
+      <w:proofErr w:type="spellStart"/>
+      <w:r>
+        <w:t>gun</w:t>
+      </w:r>
+      <w:proofErr w:type="spellEnd"/>
+      <w:r>
+        <w:t>: the gun, $</w:t>
+      </w:r>
+      <w:proofErr w:type="spellStart"/>
+      <w:r>
+        <w:t>neutralSpecial</w:t>
+      </w:r>
+      <w:proofErr w:type="spellEnd"/>
+    </w:p>
+    <w:p>
+      <w:pPr>
+        <w:pStyle w:val="Heading3"/>
+      </w:pPr>
+      <w:r>
+        <w:t>Signals:</w:t>
+      </w:r>
+    </w:p>
+    <w:p>
+      <w:proofErr w:type="spellStart"/>
+      <w:r>
+        <w:t>sig_you_</w:t>
       </w:r>
       <w:proofErr w:type="gramStart"/>
       <w:r>
-        <w:t>speed</w:t>
+        <w:t>died</w:t>
+      </w:r>
+      <w:proofErr w:type="spellEnd"/>
+      <w:r>
+        <w:t>(</w:t>
+      </w:r>
+      <w:proofErr w:type="gramEnd"/>
+      <w:r>
+        <w:t>): called when the player’s health is brought to zero or less.</w:t>
+      </w:r>
+    </w:p>
+    <w:p>
+      <w:pPr>
+        <w:pStyle w:val="ListParagraph"/>
+        <w:numPr>
+          <w:ilvl w:val="0"/>
+          <w:numId w:val="1"/>
+        </w:numPr>
+      </w:pPr>
+      <w:r>
+        <w:t>Used by the game to serve the death menu</w:t>
+      </w:r>
+    </w:p>
+    <w:p>
+      <w:proofErr w:type="spellStart"/>
+      <w:r>
+        <w:t>sig_open_</w:t>
+      </w:r>
+      <w:proofErr w:type="gramStart"/>
+      <w:r>
+        <w:t>chest</w:t>
+      </w:r>
+      <w:proofErr w:type="spellEnd"/>
+      <w:r>
+        <w:t>(</w:t>
+      </w:r>
+      <w:proofErr w:type="gramEnd"/>
+      <w:r>
+        <w:t>Chest chest): called when the player opens a chest.</w:t>
+      </w:r>
+    </w:p>
+    <w:p>
+      <w:pPr>
+        <w:pStyle w:val="ListParagraph"/>
+        <w:numPr>
+          <w:ilvl w:val="0"/>
+          <w:numId w:val="1"/>
+        </w:numPr>
+      </w:pPr>
+      <w:r>
+        <w:t xml:space="preserve">Used by the game to </w:t>
+      </w:r>
+      <w:r>
+        <w:t>edit the inventory</w:t>
+      </w:r>
+    </w:p>
+    <w:p>
+      <w:pPr>
+        <w:pStyle w:val="ListParagraph"/>
+        <w:numPr>
+          <w:ilvl w:val="0"/>
+          <w:numId w:val="1"/>
+        </w:numPr>
+      </w:pPr>
+      <w:r>
+        <w:t xml:space="preserve">Used by the chest </w:t>
+      </w:r>
+      <w:r>
+        <w:t>to serve itself</w:t>
+      </w:r>
+    </w:p>
+    <w:p>
+      <w:proofErr w:type="spellStart"/>
+      <w:r>
+        <w:t>sig_open_</w:t>
+      </w:r>
+      <w:proofErr w:type="gramStart"/>
+      <w:r>
+        <w:t>door</w:t>
+      </w:r>
+      <w:proofErr w:type="spellEnd"/>
+      <w:r>
+        <w:t>(</w:t>
+      </w:r>
+      <w:proofErr w:type="gramEnd"/>
+      <w:r>
+        <w:t xml:space="preserve">int </w:t>
+      </w:r>
+      <w:proofErr w:type="spellStart"/>
+      <w:r>
+        <w:t>doorID</w:t>
+      </w:r>
+      <w:proofErr w:type="spellEnd"/>
+      <w:r>
+        <w:t>): called when the player opens a door.</w:t>
+      </w:r>
+    </w:p>
+    <w:p>
+      <w:pPr>
+        <w:pStyle w:val="ListParagraph"/>
+        <w:numPr>
+          <w:ilvl w:val="0"/>
+          <w:numId w:val="1"/>
+        </w:numPr>
+      </w:pPr>
+      <w:r>
+        <w:t>Useless</w:t>
+      </w:r>
+    </w:p>
+    <w:p>
+      <w:proofErr w:type="spellStart"/>
+      <w:r>
+        <w:t>sig_change_</w:t>
+      </w:r>
+      <w:proofErr w:type="gramStart"/>
+      <w:r>
+        <w:t>inventory</w:t>
+      </w:r>
+      <w:proofErr w:type="spellEnd"/>
+      <w:r>
+        <w:t>(</w:t>
+      </w:r>
+      <w:proofErr w:type="gramEnd"/>
+      <w:r>
+        <w:t>String item, int float): called when the player needs to change the inventory itself (usually when opening doors, etc.)</w:t>
+      </w:r>
+    </w:p>
+    <w:p>
+      <w:pPr>
+        <w:pStyle w:val="ListParagraph"/>
+        <w:numPr>
+          <w:ilvl w:val="0"/>
+          <w:numId w:val="1"/>
+        </w:numPr>
+      </w:pPr>
+      <w:r>
+        <w:t>Used by the game to edit the inventory.</w:t>
+      </w:r>
+    </w:p>
+    <w:p>
+      <w:proofErr w:type="spellStart"/>
+      <w:r>
+        <w:t>sig_query_</w:t>
+      </w:r>
+      <w:proofErr w:type="gramStart"/>
+      <w:r>
+        <w:t>inventory</w:t>
+      </w:r>
+      <w:proofErr w:type="spellEnd"/>
+      <w:r>
+        <w:t>(</w:t>
+      </w:r>
+      <w:proofErr w:type="gramEnd"/>
+      <w:r>
+        <w:t>): called when the player needs to reference the inventory (usually when checking if there is a key to open a door, etc.)</w:t>
+      </w:r>
+    </w:p>
+    <w:p>
+      <w:pPr>
+        <w:pStyle w:val="ListParagraph"/>
+        <w:numPr>
+          <w:ilvl w:val="0"/>
+          <w:numId w:val="1"/>
+        </w:numPr>
+      </w:pPr>
+      <w:r>
+        <w:lastRenderedPageBreak/>
+        <w:t>Used by the game to send the inventory to the player and store it in the inventory variable.</w:t>
+      </w:r>
+    </w:p>
+    <w:p>
+      <w:proofErr w:type="spellStart"/>
+      <w:r>
+        <w:t>sig_set_</w:t>
+      </w:r>
+      <w:proofErr w:type="gramStart"/>
+      <w:r>
+        <w:t>healthbar</w:t>
+      </w:r>
+      <w:proofErr w:type="spellEnd"/>
+      <w:r>
+        <w:t>(</w:t>
+      </w:r>
+      <w:proofErr w:type="gramEnd"/>
+      <w:r>
+        <w:t>float health): called when the player takes damage or heals.</w:t>
+      </w:r>
+    </w:p>
+    <w:p>
+      <w:pPr>
+        <w:pStyle w:val="ListParagraph"/>
+        <w:numPr>
+          <w:ilvl w:val="0"/>
+          <w:numId w:val="1"/>
+        </w:numPr>
+      </w:pPr>
+      <w:r>
+        <w:t xml:space="preserve">Used by the game to set the </w:t>
+      </w:r>
+      <w:proofErr w:type="spellStart"/>
+      <w:r>
+        <w:t>hud</w:t>
+      </w:r>
+      <w:proofErr w:type="spellEnd"/>
+      <w:r>
+        <w:t xml:space="preserve"> health bar to whatever the player’s actual health is.</w:t>
+      </w:r>
+    </w:p>
+    <w:p>
+      <w:pPr>
+        <w:pStyle w:val="Heading2"/>
+      </w:pPr>
+      <w:r>
+        <w:t>Functions:</w:t>
+      </w:r>
+    </w:p>
+    <w:p>
+      <w:pPr>
+        <w:pStyle w:val="Heading3"/>
+      </w:pPr>
+      <w:r>
+        <w:t>Signal Functions:</w:t>
+      </w:r>
+    </w:p>
+    <w:p>
+      <w:proofErr w:type="gramStart"/>
+      <w:r>
+        <w:t>void  _</w:t>
+      </w:r>
+      <w:proofErr w:type="spellStart"/>
+      <w:proofErr w:type="gramEnd"/>
+      <w:r>
+        <w:t>on_interaction_area_area_</w:t>
+      </w:r>
+      <w:proofErr w:type="gramStart"/>
+      <w:r>
+        <w:t>entered</w:t>
+      </w:r>
+      <w:proofErr w:type="spellEnd"/>
+      <w:r>
+        <w:t>(</w:t>
+      </w:r>
+      <w:proofErr w:type="gramEnd"/>
+      <w:r>
+        <w:t>Area2D area) ($</w:t>
+      </w:r>
+      <w:proofErr w:type="spellStart"/>
+      <w:r>
+        <w:t>interactionArea.area_entered</w:t>
+      </w:r>
+      <w:proofErr w:type="spellEnd"/>
+      <w:r>
+        <w:t>):</w:t>
+      </w:r>
+    </w:p>
+    <w:p>
+      <w:pPr>
+        <w:pStyle w:val="ListParagraph"/>
+        <w:numPr>
+          <w:ilvl w:val="0"/>
+          <w:numId w:val="1"/>
+        </w:numPr>
+      </w:pPr>
+      <w:proofErr w:type="gramStart"/>
+      <w:r>
+        <w:t>Adds</w:t>
+      </w:r>
+      <w:proofErr w:type="gramEnd"/>
+      <w:r>
+        <w:t xml:space="preserve"> the interactable referenced by area to the list of </w:t>
+      </w:r>
+      <w:proofErr w:type="spellStart"/>
+      <w:r>
+        <w:t>interactables</w:t>
+      </w:r>
+      <w:proofErr w:type="spellEnd"/>
+      <w:r>
+        <w:t xml:space="preserve"> to interact with.</w:t>
+      </w:r>
+    </w:p>
+    <w:p>
+      <w:proofErr w:type="gramStart"/>
+      <w:r>
+        <w:t>void  _</w:t>
+      </w:r>
+      <w:proofErr w:type="spellStart"/>
+      <w:proofErr w:type="gramEnd"/>
+      <w:r>
+        <w:t>on_interaction_area_area_</w:t>
+      </w:r>
+      <w:proofErr w:type="gramStart"/>
+      <w:r>
+        <w:t>exited</w:t>
+      </w:r>
+      <w:proofErr w:type="spellEnd"/>
+      <w:r>
+        <w:t>(</w:t>
+      </w:r>
+      <w:proofErr w:type="gramEnd"/>
+      <w:r>
+        <w:t>Area2D area) ($</w:t>
+      </w:r>
+      <w:proofErr w:type="spellStart"/>
+      <w:r>
+        <w:t>interactionArea.area_entered</w:t>
+      </w:r>
+      <w:proofErr w:type="spellEnd"/>
+      <w:r>
+        <w:t>):</w:t>
+      </w:r>
+    </w:p>
+    <w:p>
+      <w:pPr>
+        <w:pStyle w:val="ListParagraph"/>
+        <w:numPr>
+          <w:ilvl w:val="0"/>
+          <w:numId w:val="1"/>
+        </w:numPr>
+      </w:pPr>
+      <w:r>
+        <w:t xml:space="preserve">Removes the interactable referenced by area to the list of </w:t>
+      </w:r>
+      <w:proofErr w:type="spellStart"/>
+      <w:r>
+        <w:t>interactables</w:t>
+      </w:r>
+      <w:proofErr w:type="spellEnd"/>
+      <w:r>
+        <w:t xml:space="preserve"> to interact with.</w:t>
+      </w:r>
+    </w:p>
+    <w:p>
+      <w:pPr>
+        <w:pStyle w:val="Heading3"/>
+      </w:pPr>
+      <w:r>
+        <w:t>Input:</w:t>
+      </w:r>
+    </w:p>
+    <w:p>
+      <w:pPr>
+        <w:pStyle w:val="ListParagraph"/>
+        <w:numPr>
+          <w:ilvl w:val="0"/>
+          <w:numId w:val="1"/>
+        </w:numPr>
+      </w:pPr>
+      <w:r>
+        <w:t xml:space="preserve">Keypresses or mouse button presses enable the use of the mouse and </w:t>
+      </w:r>
+      <w:proofErr w:type="gramStart"/>
+      <w:r>
+        <w:t>turn</w:t>
+      </w:r>
+      <w:proofErr w:type="gramEnd"/>
+      <w:r>
+        <w:t xml:space="preserve"> on </w:t>
+      </w:r>
+      <w:proofErr w:type="spellStart"/>
+      <w:r>
+        <w:t>is_using_mouse</w:t>
+      </w:r>
+      <w:proofErr w:type="spellEnd"/>
+    </w:p>
+    <w:p>
+      <w:pPr>
+        <w:pStyle w:val="ListParagraph"/>
+        <w:numPr>
+          <w:ilvl w:val="0"/>
+          <w:numId w:val="1"/>
+        </w:numPr>
+      </w:pPr>
+      <w:r>
+        <w:t xml:space="preserve">Joypad presses or motion disables the use of the mouse and turns off </w:t>
+      </w:r>
+      <w:proofErr w:type="spellStart"/>
+      <w:r>
+        <w:t>is_using_mouse</w:t>
+      </w:r>
+      <w:proofErr w:type="spellEnd"/>
+      <w:r>
+        <w:t>.</w:t>
+      </w:r>
+    </w:p>
+    <w:p>
+      <w:pPr>
+        <w:pStyle w:val="ListParagraph"/>
+        <w:numPr>
+          <w:ilvl w:val="0"/>
+          <w:numId w:val="1"/>
+        </w:numPr>
+      </w:pPr>
+      <w:r>
+        <w:t xml:space="preserve">“interact” (space) with a </w:t>
+      </w:r>
+      <w:proofErr w:type="spellStart"/>
+      <w:proofErr w:type="gramStart"/>
+      <w:r>
+        <w:t>non empty</w:t>
+      </w:r>
+      <w:proofErr w:type="spellEnd"/>
+      <w:proofErr w:type="gramEnd"/>
+      <w:r>
+        <w:t xml:space="preserve"> interactable:</w:t>
+      </w:r>
+    </w:p>
+    <w:p>
+      <w:pPr>
+        <w:pStyle w:val="ListParagraph"/>
+        <w:numPr>
+          <w:ilvl w:val="1"/>
+          <w:numId w:val="1"/>
+        </w:numPr>
+      </w:pPr>
+      <w:r>
+        <w:t xml:space="preserve">If it is a chest, the chest is set to open and </w:t>
+      </w:r>
+      <w:proofErr w:type="spellStart"/>
+      <w:r>
+        <w:t>sig_open_chest</w:t>
+      </w:r>
+      <w:proofErr w:type="spellEnd"/>
+      <w:r>
+        <w:t xml:space="preserve"> is emitted</w:t>
+      </w:r>
+    </w:p>
+    <w:p>
+      <w:pPr>
+        <w:pStyle w:val="ListParagraph"/>
+        <w:numPr>
+          <w:ilvl w:val="1"/>
+          <w:numId w:val="1"/>
+        </w:numPr>
+      </w:pPr>
+      <w:r>
+        <w:t xml:space="preserve">If it is a door and there is a nonzero number of keys in the inventory, the door is set to open, </w:t>
+      </w:r>
+      <w:proofErr w:type="spellStart"/>
+      <w:r>
+        <w:t>sig_open_door</w:t>
+      </w:r>
+      <w:proofErr w:type="spellEnd"/>
+      <w:r>
+        <w:t xml:space="preserve"> is emitted, and </w:t>
+      </w:r>
+      <w:proofErr w:type="spellStart"/>
+      <w:proofErr w:type="gramStart"/>
+      <w:r>
+        <w:t>sig</w:t>
+      </w:r>
+      <w:proofErr w:type="gramEnd"/>
+      <w:r>
+        <w:t>_change_inventory</w:t>
+      </w:r>
+      <w:proofErr w:type="spellEnd"/>
+      <w:r>
+        <w:t xml:space="preserve"> is called to reduce the number of keys by one.</w:t>
+      </w:r>
+    </w:p>
+    <w:p>
+      <w:pPr>
+        <w:pStyle w:val="ListParagraph"/>
+        <w:numPr>
+          <w:ilvl w:val="0"/>
+          <w:numId w:val="1"/>
+        </w:numPr>
+      </w:pPr>
+      <w:r>
+        <w:t xml:space="preserve">“sprint” (left shift) is </w:t>
+      </w:r>
+      <w:proofErr w:type="gramStart"/>
+      <w:r>
+        <w:t>pressed</w:t>
+      </w:r>
+      <w:proofErr w:type="gramEnd"/>
+      <w:r>
+        <w:t xml:space="preserve"> and sprinting is not happening:</w:t>
+      </w:r>
+    </w:p>
+    <w:p>
+      <w:pPr>
+        <w:pStyle w:val="ListParagraph"/>
+        <w:numPr>
+          <w:ilvl w:val="1"/>
+          <w:numId w:val="1"/>
+        </w:numPr>
+      </w:pPr>
+      <w:r>
+        <w:t xml:space="preserve">Sprinting is set to true and </w:t>
+      </w:r>
+      <w:proofErr w:type="spellStart"/>
+      <w:r>
+        <w:t>current_max_speed</w:t>
+      </w:r>
+      <w:proofErr w:type="spellEnd"/>
+      <w:r>
+        <w:t xml:space="preserve"> and </w:t>
+      </w:r>
+      <w:proofErr w:type="spellStart"/>
+      <w:r>
+        <w:t>current_acceleration</w:t>
+      </w:r>
+      <w:proofErr w:type="spellEnd"/>
+      <w:r>
+        <w:t xml:space="preserve"> are doubled to that of their corresponding constants</w:t>
+      </w:r>
+    </w:p>
+    <w:p>
+      <w:pPr>
+        <w:pStyle w:val="ListParagraph"/>
+        <w:numPr>
+          <w:ilvl w:val="0"/>
+          <w:numId w:val="1"/>
+        </w:numPr>
+      </w:pPr>
+      <w:r>
+        <w:t>“sprint” (left shift) is released and sprinting is happening:</w:t>
+      </w:r>
+    </w:p>
+    <w:p>
+      <w:pPr>
+        <w:pStyle w:val="ListParagraph"/>
+        <w:numPr>
+          <w:ilvl w:val="1"/>
+          <w:numId w:val="1"/>
+        </w:numPr>
+      </w:pPr>
+      <w:r>
+        <w:t xml:space="preserve">Sprinting is set to true and </w:t>
+      </w:r>
+      <w:proofErr w:type="spellStart"/>
+      <w:r>
+        <w:t>current_max_speed</w:t>
+      </w:r>
+      <w:proofErr w:type="spellEnd"/>
+      <w:r>
+        <w:t xml:space="preserve"> and </w:t>
+      </w:r>
+      <w:proofErr w:type="spellStart"/>
+      <w:r>
+        <w:t>current_acceleration</w:t>
+      </w:r>
+      <w:proofErr w:type="spellEnd"/>
+      <w:r>
+        <w:t xml:space="preserve"> are returned to normal.</w:t>
+      </w:r>
+    </w:p>
+    <w:p>
+      <w:pPr>
+        <w:pStyle w:val="Heading3"/>
+      </w:pPr>
+      <w:r>
+        <w:t>Thingy Functions</w:t>
+      </w:r>
+    </w:p>
+    <w:p>
+      <w:r>
+        <w:t xml:space="preserve">void </w:t>
+      </w:r>
+      <w:proofErr w:type="spellStart"/>
+      <w:r>
+        <w:t>thingy_damage</w:t>
+      </w:r>
+      <w:proofErr w:type="spellEnd"/>
+      <w:r>
+        <w:t xml:space="preserve">(damage): handles all damage from all sources. Sets health to proper setting, then sets the </w:t>
+      </w:r>
+      <w:proofErr w:type="spellStart"/>
+      <w:r>
+        <w:t>healthbar</w:t>
+      </w:r>
+      <w:proofErr w:type="spellEnd"/>
+      <w:r>
+        <w:t xml:space="preserve"> using </w:t>
+      </w:r>
+      <w:proofErr w:type="spellStart"/>
+      <w:r>
+        <w:t>sig_set_healthbar</w:t>
+      </w:r>
+      <w:proofErr w:type="spellEnd"/>
+      <w:r>
+        <w:t xml:space="preserve">. Sends </w:t>
+      </w:r>
+      <w:proofErr w:type="spellStart"/>
+      <w:r>
+        <w:t>sig_you_died</w:t>
+      </w:r>
+      <w:proofErr w:type="spellEnd"/>
+      <w:r>
+        <w:t xml:space="preserve"> if health drops below 0.</w:t>
+      </w:r>
+    </w:p>
+    <w:p>
+      <w:r>
+        <w:t xml:space="preserve">void </w:t>
+      </w:r>
+      <w:proofErr w:type="spellStart"/>
+      <w:r>
+        <w:t>thingy_</w:t>
+      </w:r>
+      <w:proofErr w:type="gramStart"/>
+      <w:r>
+        <w:t>hazard</w:t>
+      </w:r>
+      <w:proofErr w:type="spellEnd"/>
+      <w:r>
+        <w:t>(</w:t>
+      </w:r>
+      <w:proofErr w:type="gramEnd"/>
+      <w:r>
+        <w:t xml:space="preserve">): currently only halves max speed when in </w:t>
+      </w:r>
+      <w:proofErr w:type="gramStart"/>
+      <w:r>
+        <w:t>goo</w:t>
+      </w:r>
+      <w:proofErr w:type="gramEnd"/>
+      <w:r>
+        <w:t>.</w:t>
+      </w:r>
+    </w:p>
+    <w:p>
+      <w:r>
+        <w:lastRenderedPageBreak/>
+        <w:t xml:space="preserve">void </w:t>
+      </w:r>
+      <w:proofErr w:type="spellStart"/>
+      <w:r>
+        <w:t>thingy_</w:t>
+      </w:r>
+      <w:proofErr w:type="gramStart"/>
+      <w:r>
+        <w:t>velocity</w:t>
       </w:r>
       <w:proofErr w:type="spellEnd"/>
       <w:r>
@@ -305,72 +1606,97 @@
       </w:r>
       <w:proofErr w:type="gramEnd"/>
       <w:r>
-        <w:t xml:space="preserve"> holds the current max speed after adjusting for the environment/sprinting.</w:t>
-      </w:r>
-    </w:p>
-    <w:p>
-      <w:r>
-        <w:t xml:space="preserve">float </w:t>
-      </w:r>
-      <w:proofErr w:type="spellStart"/>
-      <w:r>
-        <w:t>current_</w:t>
-      </w:r>
+        <w:t xml:space="preserve"> calculates the velocity of the player depending on circumstances:</w:t>
+      </w:r>
+    </w:p>
+    <w:p>
+      <w:pPr>
+        <w:pStyle w:val="ListParagraph"/>
+        <w:numPr>
+          <w:ilvl w:val="0"/>
+          <w:numId w:val="1"/>
+        </w:numPr>
+      </w:pPr>
+      <w:r>
+        <w:t>If the player is not holding onto any arrow keys, velocity will decelerate by a little less than acceleration until it reaches zero.</w:t>
+      </w:r>
+    </w:p>
+    <w:p>
+      <w:pPr>
+        <w:pStyle w:val="ListParagraph"/>
+        <w:numPr>
+          <w:ilvl w:val="0"/>
+          <w:numId w:val="1"/>
+        </w:numPr>
+      </w:pPr>
+      <w:r>
+        <w:t>If the player is holding onto an arrow key:</w:t>
+      </w:r>
+    </w:p>
+    <w:p>
+      <w:pPr>
+        <w:pStyle w:val="ListParagraph"/>
+        <w:numPr>
+          <w:ilvl w:val="1"/>
+          <w:numId w:val="1"/>
+        </w:numPr>
+      </w:pPr>
+      <w:r>
+        <w:t xml:space="preserve">If the player has not reached </w:t>
+      </w:r>
+      <w:proofErr w:type="spellStart"/>
       <w:proofErr w:type="gramStart"/>
       <w:r>
-        <w:t>acceleration</w:t>
-      </w:r>
-      <w:proofErr w:type="spellEnd"/>
-      <w:r>
-        <w:t>:</w:t>
-      </w:r>
+        <w:t>maxspeed</w:t>
+      </w:r>
+      <w:proofErr w:type="spellEnd"/>
       <w:proofErr w:type="gramEnd"/>
       <w:r>
-        <w:t xml:space="preserve"> holds the current acceleration after adjusting for the environment/sprinting.</w:t>
-      </w:r>
-    </w:p>
-    <w:p>
-      <w:r>
-        <w:t xml:space="preserve">int </w:t>
-      </w:r>
+        <w:t>, accelerate by the acceleration</w:t>
+      </w:r>
+    </w:p>
+    <w:p>
+      <w:pPr>
+        <w:pStyle w:val="ListParagraph"/>
+        <w:numPr>
+          <w:ilvl w:val="1"/>
+          <w:numId w:val="1"/>
+        </w:numPr>
+      </w:pPr>
+      <w:r>
+        <w:t xml:space="preserve">If the player has reached </w:t>
+      </w:r>
+      <w:proofErr w:type="spellStart"/>
       <w:proofErr w:type="gramStart"/>
       <w:r>
-        <w:t>health:</w:t>
-      </w:r>
+        <w:t>maxspeed</w:t>
+      </w:r>
+      <w:proofErr w:type="spellEnd"/>
       <w:proofErr w:type="gramEnd"/>
       <w:r>
-        <w:t xml:space="preserve"> holds the current health of the player.</w:t>
-      </w:r>
-    </w:p>
-    <w:p>
+        <w:t xml:space="preserve">, keep the player’s speed at the </w:t>
+      </w:r>
+      <w:proofErr w:type="spellStart"/>
       <w:proofErr w:type="gramStart"/>
       <w:r>
-        <w:t>Array[</w:t>
-      </w:r>
+        <w:t>maxspeed</w:t>
+      </w:r>
+      <w:proofErr w:type="spellEnd"/>
       <w:proofErr w:type="gramEnd"/>
       <w:r>
-        <w:t xml:space="preserve">Interactable] </w:t>
-      </w:r>
-      <w:proofErr w:type="spellStart"/>
-      <w:r>
-        <w:t>interactables</w:t>
-      </w:r>
-      <w:proofErr w:type="spellEnd"/>
-      <w:r>
-        <w:t xml:space="preserve">: holds all </w:t>
-      </w:r>
-      <w:proofErr w:type="spellStart"/>
-      <w:r>
-        <w:t>interactables</w:t>
-      </w:r>
-      <w:proofErr w:type="spellEnd"/>
-      <w:r>
-        <w:t xml:space="preserve"> within the interactable collision of the player.</w:t>
-      </w:r>
-    </w:p>
-    <w:p>
-      <w:r>
-        <w:t xml:space="preserve">float </w:t>
+        <w:t xml:space="preserve"> and ensure the velocity is normalized.</w:t>
+      </w:r>
+    </w:p>
+    <w:p>
+      <w:pPr>
+        <w:pStyle w:val="ListParagraph"/>
+        <w:numPr>
+          <w:ilvl w:val="0"/>
+          <w:numId w:val="1"/>
+        </w:numPr>
+      </w:pPr>
+      <w:r>
+        <w:t xml:space="preserve">If the player is being moved by a large object, move slightly over perpendicular to </w:t>
       </w:r>
       <w:proofErr w:type="spellStart"/>
       <w:r>
@@ -378,46 +1704,89 @@
       </w:r>
       <w:proofErr w:type="spellEnd"/>
       <w:r>
-        <w:t>: the direction to push the player if a large object is doing that.</w:t>
-      </w:r>
-    </w:p>
-    <w:p>
-      <w:r>
-        <w:t xml:space="preserve">float </w:t>
-      </w:r>
-      <w:proofErr w:type="spellStart"/>
-      <w:r>
-        <w:t>previous_rotation</w:t>
-      </w:r>
-      <w:proofErr w:type="spellEnd"/>
-      <w:r>
-        <w:t>: the direction the player was facing the last frame, just in case the mouse is directly on top of the player.</w:t>
-      </w:r>
-    </w:p>
-    <w:p>
-      <w:r>
-        <w:t xml:space="preserve">Dictionary </w:t>
+        <w:t xml:space="preserve"> and flipped according to </w:t>
+      </w:r>
+      <w:proofErr w:type="spellStart"/>
+      <w:r>
+        <w:t>is_push_flipped</w:t>
+      </w:r>
+      <w:proofErr w:type="spellEnd"/>
+      <w:r>
+        <w:t xml:space="preserve">, then set </w:t>
+      </w:r>
+      <w:proofErr w:type="spellStart"/>
+      <w:r>
+        <w:t>is_movin_over</w:t>
+      </w:r>
+      <w:proofErr w:type="spellEnd"/>
+      <w:r>
+        <w:t xml:space="preserve"> to false.</w:t>
+      </w:r>
+    </w:p>
+    <w:p>
+      <w:r>
+        <w:t xml:space="preserve">void </w:t>
+      </w:r>
+      <w:proofErr w:type="spellStart"/>
+      <w:r>
+        <w:t>thingy_large_</w:t>
       </w:r>
       <w:proofErr w:type="gramStart"/>
       <w:r>
-        <w:t>inventory:</w:t>
+        <w:t>push</w:t>
+      </w:r>
+      <w:proofErr w:type="spellEnd"/>
+      <w:r>
+        <w:t>(</w:t>
       </w:r>
       <w:proofErr w:type="gramEnd"/>
       <w:r>
-        <w:t xml:space="preserve"> stores the inventory of the player when queried by the player.</w:t>
-      </w:r>
-    </w:p>
-    <w:p>
-      <w:r>
-        <w:t xml:space="preserve">int </w:t>
-      </w:r>
-      <w:proofErr w:type="spellStart"/>
-      <w:r>
-        <w:t>cutscene_firing_buffer</w:t>
-      </w:r>
-      <w:proofErr w:type="spellEnd"/>
-      <w:r>
-        <w:t>: Used to buffer one hit so a bullet isn’t automatically fired at the end of a cutscene. If it is nonzero, a bullet will not fire.</w:t>
+        <w:t xml:space="preserve">): called when a large object such as a </w:t>
+      </w:r>
+      <w:proofErr w:type="spellStart"/>
+      <w:r>
+        <w:t>WordTrain</w:t>
+      </w:r>
+      <w:proofErr w:type="spellEnd"/>
+      <w:r>
+        <w:t xml:space="preserve"> rams into the player. Sets </w:t>
+      </w:r>
+      <w:proofErr w:type="spellStart"/>
+      <w:proofErr w:type="gramStart"/>
+      <w:r>
+        <w:t>is</w:t>
+      </w:r>
+      <w:proofErr w:type="gramEnd"/>
+      <w:r>
+        <w:t>_movin_over</w:t>
+      </w:r>
+      <w:proofErr w:type="spellEnd"/>
+      <w:r>
+        <w:t xml:space="preserve">, </w:t>
+      </w:r>
+      <w:proofErr w:type="spellStart"/>
+      <w:r>
+        <w:t>movin_rotation</w:t>
+      </w:r>
+      <w:proofErr w:type="spellEnd"/>
+      <w:r>
+        <w:t xml:space="preserve">, and </w:t>
+      </w:r>
+      <w:proofErr w:type="spellStart"/>
+      <w:r>
+        <w:t>is_push_flipped</w:t>
+      </w:r>
+      <w:proofErr w:type="spellEnd"/>
+      <w:r>
+        <w:t xml:space="preserve"> to accurately describe the proper move. Leaves the actual moving to </w:t>
+      </w:r>
+      <w:proofErr w:type="spellStart"/>
+      <w:r>
+        <w:t>thingy_velocity</w:t>
+      </w:r>
+      <w:proofErr w:type="spellEnd"/>
+      <w:r>
+        <w:t xml:space="preserve"> on the next frame.</w:t>
       </w:r>
     </w:p>
     <w:p>
@@ -425,51 +1794,91 @@
         <w:pStyle w:val="Heading3"/>
       </w:pPr>
       <w:r>
-        <w:t>Resources:</w:t>
-      </w:r>
-    </w:p>
-    <w:p>
-      <w:r>
-        <w:t xml:space="preserve">Gun </w:t>
-      </w:r>
-      <w:proofErr w:type="spellStart"/>
-      <w:r>
-        <w:t>gun</w:t>
-      </w:r>
-      <w:proofErr w:type="spellEnd"/>
-      <w:r>
-        <w:t>: the gun, $</w:t>
-      </w:r>
-      <w:proofErr w:type="spellStart"/>
-      <w:r>
-        <w:t>neutralSpecial</w:t>
-      </w:r>
-      <w:proofErr w:type="spellEnd"/>
+        <w:t>On Ready</w:t>
+      </w:r>
+    </w:p>
+    <w:p>
+      <w:pPr>
+        <w:pStyle w:val="ListParagraph"/>
+        <w:numPr>
+          <w:ilvl w:val="0"/>
+          <w:numId w:val="1"/>
+        </w:numPr>
+      </w:pPr>
+      <w:r>
+        <w:t xml:space="preserve">The interaction area entered and </w:t>
+      </w:r>
+      <w:proofErr w:type="gramStart"/>
+      <w:r>
+        <w:t>exited</w:t>
+      </w:r>
+      <w:proofErr w:type="gramEnd"/>
+      <w:r>
+        <w:t xml:space="preserve"> are hooked up to their corresponding functions</w:t>
+      </w:r>
+    </w:p>
+    <w:p>
+      <w:pPr>
+        <w:pStyle w:val="ListParagraph"/>
+        <w:numPr>
+          <w:ilvl w:val="0"/>
+          <w:numId w:val="1"/>
+        </w:numPr>
+      </w:pPr>
+      <w:r>
+        <w:t xml:space="preserve">A full health bar is </w:t>
+      </w:r>
+      <w:proofErr w:type="spellStart"/>
+      <w:r>
+        <w:t>signalled</w:t>
+      </w:r>
+      <w:proofErr w:type="spellEnd"/>
+      <w:r>
+        <w:t xml:space="preserve"> to the </w:t>
+      </w:r>
+      <w:proofErr w:type="spellStart"/>
+      <w:r>
+        <w:t>hud</w:t>
+      </w:r>
+      <w:proofErr w:type="spellEnd"/>
+      <w:r>
+        <w:t>.</w:t>
+      </w:r>
     </w:p>
     <w:p>
       <w:pPr>
         <w:pStyle w:val="Heading3"/>
       </w:pPr>
       <w:r>
-        <w:t>Signals:</w:t>
-      </w:r>
-    </w:p>
-    <w:p>
-      <w:proofErr w:type="spellStart"/>
-      <w:r>
-        <w:t>sig_you_</w:t>
+        <w:t>Process</w:t>
+      </w:r>
+    </w:p>
+    <w:p>
+      <w:pPr>
+        <w:pStyle w:val="ListParagraph"/>
+        <w:numPr>
+          <w:ilvl w:val="0"/>
+          <w:numId w:val="1"/>
+        </w:numPr>
+      </w:pPr>
+      <w:r>
+        <w:t xml:space="preserve">Nothing runs in process if a cutscene is running. If it is, the velocity is set to zero and </w:t>
+      </w:r>
+      <w:proofErr w:type="spellStart"/>
+      <w:r>
+        <w:t>is_in_illinois_for</w:t>
+      </w:r>
+      <w:proofErr w:type="spellEnd"/>
+      <w:r>
+        <w:t xml:space="preserve"> is set to </w:t>
       </w:r>
       <w:proofErr w:type="gramStart"/>
       <w:r>
-        <w:t>died</w:t>
-      </w:r>
-      <w:proofErr w:type="spellEnd"/>
-      <w:r>
-        <w:t>(</w:t>
+        <w:t>one</w:t>
       </w:r>
       <w:proofErr w:type="gramEnd"/>
       <w:r>
-        <w:t>): called when the player’s health is brought to zero or less.</w:t>
+        <w:t xml:space="preserve"> so the character doesn’t immediately shoot a bullet at the end of a cutscene.</w:t>
       </w:r>
     </w:p>
     <w:p>
@@ -481,25 +1890,7 @@
         </w:numPr>
       </w:pPr>
       <w:r>
-        <w:t>Used by the game to serve the death menu</w:t>
-      </w:r>
-    </w:p>
-    <w:p>
-      <w:proofErr w:type="spellStart"/>
-      <w:r>
-        <w:t>sig_open_</w:t>
-      </w:r>
-      <w:proofErr w:type="gramStart"/>
-      <w:r>
-        <w:t>chest</w:t>
-      </w:r>
-      <w:proofErr w:type="spellEnd"/>
-      <w:r>
-        <w:t>(</w:t>
-      </w:r>
-      <w:proofErr w:type="gramEnd"/>
-      <w:r>
-        <w:t>Chest chest): called when the player opens a chest.</w:t>
+        <w:t>The player first queries the game for the inventory, and then faces the cursor whether using a mouse or a joystick.</w:t>
       </w:r>
     </w:p>
     <w:p>
@@ -510,11 +1901,13 @@
           <w:numId w:val="1"/>
         </w:numPr>
       </w:pPr>
-      <w:r>
-        <w:t xml:space="preserve">Used by the game to </w:t>
-      </w:r>
-      <w:r>
-        <w:t>edit the inventory</w:t>
+      <w:proofErr w:type="spellStart"/>
+      <w:r>
+        <w:t>thingy_hazard</w:t>
+      </w:r>
+      <w:proofErr w:type="spellEnd"/>
+      <w:r>
+        <w:t>, velocity, and the gun adjust are then called (hazard should be called before velocity, but in practice it doesn’t matter)</w:t>
       </w:r>
     </w:p>
     <w:p>
@@ -526,895 +1919,6 @@
         </w:numPr>
       </w:pPr>
       <w:r>
-        <w:t xml:space="preserve">Used by the chest </w:t>
-      </w:r>
-      <w:r>
-        <w:t>to serve itself</w:t>
-      </w:r>
-    </w:p>
-    <w:p>
-      <w:proofErr w:type="spellStart"/>
-      <w:r>
-        <w:t>sig_open_</w:t>
-      </w:r>
-      <w:proofErr w:type="gramStart"/>
-      <w:r>
-        <w:t>door</w:t>
-      </w:r>
-      <w:proofErr w:type="spellEnd"/>
-      <w:r>
-        <w:t>(</w:t>
-      </w:r>
-      <w:proofErr w:type="gramEnd"/>
-      <w:r>
-        <w:t xml:space="preserve">int </w:t>
-      </w:r>
-      <w:proofErr w:type="spellStart"/>
-      <w:r>
-        <w:t>doorID</w:t>
-      </w:r>
-      <w:proofErr w:type="spellEnd"/>
-      <w:r>
-        <w:t>): called when the player opens a door.</w:t>
-      </w:r>
-    </w:p>
-    <w:p>
-      <w:pPr>
-        <w:pStyle w:val="ListParagraph"/>
-        <w:numPr>
-          <w:ilvl w:val="0"/>
-          <w:numId w:val="1"/>
-        </w:numPr>
-      </w:pPr>
-      <w:r>
-        <w:lastRenderedPageBreak/>
-        <w:t>Useless</w:t>
-      </w:r>
-    </w:p>
-    <w:p>
-      <w:proofErr w:type="spellStart"/>
-      <w:r>
-        <w:t>sig_change_</w:t>
-      </w:r>
-      <w:proofErr w:type="gramStart"/>
-      <w:r>
-        <w:t>inventory</w:t>
-      </w:r>
-      <w:proofErr w:type="spellEnd"/>
-      <w:r>
-        <w:t>(</w:t>
-      </w:r>
-      <w:proofErr w:type="gramEnd"/>
-      <w:r>
-        <w:t>String item, int float): called when the player needs to change the inventory itself (usually when opening doors, etc.)</w:t>
-      </w:r>
-    </w:p>
-    <w:p>
-      <w:pPr>
-        <w:pStyle w:val="ListParagraph"/>
-        <w:numPr>
-          <w:ilvl w:val="0"/>
-          <w:numId w:val="1"/>
-        </w:numPr>
-      </w:pPr>
-      <w:r>
-        <w:t>Used by the game to edit the inventory.</w:t>
-      </w:r>
-    </w:p>
-    <w:p>
-      <w:proofErr w:type="spellStart"/>
-      <w:r>
-        <w:t>sig_query_</w:t>
-      </w:r>
-      <w:proofErr w:type="gramStart"/>
-      <w:r>
-        <w:t>inventory</w:t>
-      </w:r>
-      <w:proofErr w:type="spellEnd"/>
-      <w:r>
-        <w:t>(</w:t>
-      </w:r>
-      <w:proofErr w:type="gramEnd"/>
-      <w:r>
-        <w:t>): called when the player needs to reference the inventory (usually when checking if there is a key to open a door, etc.)</w:t>
-      </w:r>
-    </w:p>
-    <w:p>
-      <w:pPr>
-        <w:pStyle w:val="ListParagraph"/>
-        <w:numPr>
-          <w:ilvl w:val="0"/>
-          <w:numId w:val="1"/>
-        </w:numPr>
-      </w:pPr>
-      <w:r>
-        <w:t>Used by the game to send the inventory to the player and store it in the inventory variable.</w:t>
-      </w:r>
-    </w:p>
-    <w:p>
-      <w:proofErr w:type="spellStart"/>
-      <w:r>
-        <w:t>sig_set_</w:t>
-      </w:r>
-      <w:proofErr w:type="gramStart"/>
-      <w:r>
-        <w:t>healthbar</w:t>
-      </w:r>
-      <w:proofErr w:type="spellEnd"/>
-      <w:r>
-        <w:t>(</w:t>
-      </w:r>
-      <w:proofErr w:type="gramEnd"/>
-      <w:r>
-        <w:t>float health): called when the player takes damage or heals.</w:t>
-      </w:r>
-    </w:p>
-    <w:p>
-      <w:pPr>
-        <w:pStyle w:val="ListParagraph"/>
-        <w:numPr>
-          <w:ilvl w:val="0"/>
-          <w:numId w:val="1"/>
-        </w:numPr>
-      </w:pPr>
-      <w:r>
-        <w:t xml:space="preserve">Used by the game to set the </w:t>
-      </w:r>
-      <w:proofErr w:type="spellStart"/>
-      <w:r>
-        <w:t>hud</w:t>
-      </w:r>
-      <w:proofErr w:type="spellEnd"/>
-      <w:r>
-        <w:t xml:space="preserve"> health bar to whatever the player’s actual health is.</w:t>
-      </w:r>
-    </w:p>
-    <w:p>
-      <w:pPr>
-        <w:pStyle w:val="Heading2"/>
-      </w:pPr>
-      <w:r>
-        <w:t>Functions:</w:t>
-      </w:r>
-    </w:p>
-    <w:p>
-      <w:pPr>
-        <w:pStyle w:val="Heading3"/>
-      </w:pPr>
-      <w:r>
-        <w:t>Signal Functions:</w:t>
-      </w:r>
-    </w:p>
-    <w:p>
-      <w:proofErr w:type="gramStart"/>
-      <w:r>
-        <w:t>void  _</w:t>
-      </w:r>
-      <w:proofErr w:type="spellStart"/>
-      <w:proofErr w:type="gramEnd"/>
-      <w:r>
-        <w:t>on_interaction_area_area_</w:t>
-      </w:r>
-      <w:proofErr w:type="gramStart"/>
-      <w:r>
-        <w:t>entered</w:t>
-      </w:r>
-      <w:proofErr w:type="spellEnd"/>
-      <w:r>
-        <w:t>(</w:t>
-      </w:r>
-      <w:proofErr w:type="gramEnd"/>
-      <w:r>
-        <w:t>Area2D area) ($</w:t>
-      </w:r>
-      <w:proofErr w:type="spellStart"/>
-      <w:r>
-        <w:t>interactionArea.area_entered</w:t>
-      </w:r>
-      <w:proofErr w:type="spellEnd"/>
-      <w:r>
-        <w:t>):</w:t>
-      </w:r>
-    </w:p>
-    <w:p>
-      <w:pPr>
-        <w:pStyle w:val="ListParagraph"/>
-        <w:numPr>
-          <w:ilvl w:val="0"/>
-          <w:numId w:val="1"/>
-        </w:numPr>
-      </w:pPr>
-      <w:proofErr w:type="gramStart"/>
-      <w:r>
-        <w:t>Adds</w:t>
-      </w:r>
-      <w:proofErr w:type="gramEnd"/>
-      <w:r>
-        <w:t xml:space="preserve"> the interactable referenced by area to the list of </w:t>
-      </w:r>
-      <w:proofErr w:type="spellStart"/>
-      <w:r>
-        <w:t>interactables</w:t>
-      </w:r>
-      <w:proofErr w:type="spellEnd"/>
-      <w:r>
-        <w:t xml:space="preserve"> to interact with.</w:t>
-      </w:r>
-    </w:p>
-    <w:p>
-      <w:proofErr w:type="gramStart"/>
-      <w:r>
-        <w:t>void  _</w:t>
-      </w:r>
-      <w:proofErr w:type="spellStart"/>
-      <w:proofErr w:type="gramEnd"/>
-      <w:r>
-        <w:t>on_interaction_area_area_</w:t>
-      </w:r>
-      <w:proofErr w:type="gramStart"/>
-      <w:r>
-        <w:t>exited</w:t>
-      </w:r>
-      <w:proofErr w:type="spellEnd"/>
-      <w:r>
-        <w:t>(</w:t>
-      </w:r>
-      <w:proofErr w:type="gramEnd"/>
-      <w:r>
-        <w:t>Area2D area) ($</w:t>
-      </w:r>
-      <w:proofErr w:type="spellStart"/>
-      <w:r>
-        <w:t>interactionArea.area_entered</w:t>
-      </w:r>
-      <w:proofErr w:type="spellEnd"/>
-      <w:r>
-        <w:t>):</w:t>
-      </w:r>
-    </w:p>
-    <w:p>
-      <w:pPr>
-        <w:pStyle w:val="ListParagraph"/>
-        <w:numPr>
-          <w:ilvl w:val="0"/>
-          <w:numId w:val="1"/>
-        </w:numPr>
-      </w:pPr>
-      <w:r>
-        <w:t xml:space="preserve">Removes the interactable referenced by area to the list of </w:t>
-      </w:r>
-      <w:proofErr w:type="spellStart"/>
-      <w:r>
-        <w:t>interactables</w:t>
-      </w:r>
-      <w:proofErr w:type="spellEnd"/>
-      <w:r>
-        <w:t xml:space="preserve"> to interact with.</w:t>
-      </w:r>
-    </w:p>
-    <w:p>
-      <w:pPr>
-        <w:pStyle w:val="Heading3"/>
-      </w:pPr>
-      <w:r>
-        <w:t>Input:</w:t>
-      </w:r>
-    </w:p>
-    <w:p>
-      <w:pPr>
-        <w:pStyle w:val="ListParagraph"/>
-        <w:numPr>
-          <w:ilvl w:val="0"/>
-          <w:numId w:val="1"/>
-        </w:numPr>
-      </w:pPr>
-      <w:r>
-        <w:t xml:space="preserve">Keypresses or mouse button presses enable the use of the mouse and </w:t>
-      </w:r>
-      <w:proofErr w:type="gramStart"/>
-      <w:r>
-        <w:t>turn</w:t>
-      </w:r>
-      <w:proofErr w:type="gramEnd"/>
-      <w:r>
-        <w:t xml:space="preserve"> on </w:t>
-      </w:r>
-      <w:proofErr w:type="spellStart"/>
-      <w:r>
-        <w:t>is_using_mouse</w:t>
-      </w:r>
-      <w:proofErr w:type="spellEnd"/>
-    </w:p>
-    <w:p>
-      <w:pPr>
-        <w:pStyle w:val="ListParagraph"/>
-        <w:numPr>
-          <w:ilvl w:val="0"/>
-          <w:numId w:val="1"/>
-        </w:numPr>
-      </w:pPr>
-      <w:r>
-        <w:t xml:space="preserve">Joypad presses or motion disables the use of the mouse and turns off </w:t>
-      </w:r>
-      <w:proofErr w:type="spellStart"/>
-      <w:r>
-        <w:t>is_using_mouse</w:t>
-      </w:r>
-      <w:proofErr w:type="spellEnd"/>
-      <w:r>
-        <w:t>.</w:t>
-      </w:r>
-    </w:p>
-    <w:p>
-      <w:pPr>
-        <w:pStyle w:val="ListParagraph"/>
-        <w:numPr>
-          <w:ilvl w:val="0"/>
-          <w:numId w:val="1"/>
-        </w:numPr>
-      </w:pPr>
-      <w:r>
-        <w:t xml:space="preserve">“interact” (space) with a </w:t>
-      </w:r>
-      <w:proofErr w:type="spellStart"/>
-      <w:proofErr w:type="gramStart"/>
-      <w:r>
-        <w:t>non empty</w:t>
-      </w:r>
-      <w:proofErr w:type="spellEnd"/>
-      <w:proofErr w:type="gramEnd"/>
-      <w:r>
-        <w:t xml:space="preserve"> interactable:</w:t>
-      </w:r>
-    </w:p>
-    <w:p>
-      <w:pPr>
-        <w:pStyle w:val="ListParagraph"/>
-        <w:numPr>
-          <w:ilvl w:val="1"/>
-          <w:numId w:val="1"/>
-        </w:numPr>
-      </w:pPr>
-      <w:r>
-        <w:t xml:space="preserve">If it is a chest, the chest is set to open and </w:t>
-      </w:r>
-      <w:proofErr w:type="spellStart"/>
-      <w:r>
-        <w:t>sig_open_chest</w:t>
-      </w:r>
-      <w:proofErr w:type="spellEnd"/>
-      <w:r>
-        <w:t xml:space="preserve"> is emitted</w:t>
-      </w:r>
-    </w:p>
-    <w:p>
-      <w:pPr>
-        <w:pStyle w:val="ListParagraph"/>
-        <w:numPr>
-          <w:ilvl w:val="1"/>
-          <w:numId w:val="1"/>
-        </w:numPr>
-      </w:pPr>
-      <w:r>
-        <w:t xml:space="preserve">If it is a door and there is a nonzero number of keys in the inventory, the door is set to open, </w:t>
-      </w:r>
-      <w:proofErr w:type="spellStart"/>
-      <w:r>
-        <w:t>sig_open_door</w:t>
-      </w:r>
-      <w:proofErr w:type="spellEnd"/>
-      <w:r>
-        <w:t xml:space="preserve"> is emitted, and </w:t>
-      </w:r>
-      <w:proofErr w:type="spellStart"/>
-      <w:proofErr w:type="gramStart"/>
-      <w:r>
-        <w:t>sig</w:t>
-      </w:r>
-      <w:proofErr w:type="gramEnd"/>
-      <w:r>
-        <w:t>_change_inventory</w:t>
-      </w:r>
-      <w:proofErr w:type="spellEnd"/>
-      <w:r>
-        <w:t xml:space="preserve"> is called to reduce the number of keys by one.</w:t>
-      </w:r>
-    </w:p>
-    <w:p>
-      <w:pPr>
-        <w:pStyle w:val="ListParagraph"/>
-        <w:numPr>
-          <w:ilvl w:val="0"/>
-          <w:numId w:val="1"/>
-        </w:numPr>
-      </w:pPr>
-      <w:r>
-        <w:t xml:space="preserve">“sprint” (left shift) is </w:t>
-      </w:r>
-      <w:proofErr w:type="gramStart"/>
-      <w:r>
-        <w:t>pressed</w:t>
-      </w:r>
-      <w:proofErr w:type="gramEnd"/>
-      <w:r>
-        <w:t xml:space="preserve"> and sprinting is not happening:</w:t>
-      </w:r>
-    </w:p>
-    <w:p>
-      <w:pPr>
-        <w:pStyle w:val="ListParagraph"/>
-        <w:numPr>
-          <w:ilvl w:val="1"/>
-          <w:numId w:val="1"/>
-        </w:numPr>
-      </w:pPr>
-      <w:r>
-        <w:t xml:space="preserve">Sprinting is set to true and </w:t>
-      </w:r>
-      <w:proofErr w:type="spellStart"/>
-      <w:r>
-        <w:t>current_max_speed</w:t>
-      </w:r>
-      <w:proofErr w:type="spellEnd"/>
-      <w:r>
-        <w:t xml:space="preserve"> and </w:t>
-      </w:r>
-      <w:proofErr w:type="spellStart"/>
-      <w:r>
-        <w:t>current_acceleration</w:t>
-      </w:r>
-      <w:proofErr w:type="spellEnd"/>
-      <w:r>
-        <w:t xml:space="preserve"> are doubled to that of their corresponding constants</w:t>
-      </w:r>
-    </w:p>
-    <w:p>
-      <w:pPr>
-        <w:pStyle w:val="ListParagraph"/>
-        <w:numPr>
-          <w:ilvl w:val="0"/>
-          <w:numId w:val="1"/>
-        </w:numPr>
-      </w:pPr>
-      <w:r>
-        <w:t>“sprint” (left shift) is released and sprinting is happening:</w:t>
-      </w:r>
-    </w:p>
-    <w:p>
-      <w:pPr>
-        <w:pStyle w:val="ListParagraph"/>
-        <w:numPr>
-          <w:ilvl w:val="1"/>
-          <w:numId w:val="1"/>
-        </w:numPr>
-      </w:pPr>
-      <w:r>
-        <w:lastRenderedPageBreak/>
-        <w:t xml:space="preserve">Sprinting is set to true and </w:t>
-      </w:r>
-      <w:proofErr w:type="spellStart"/>
-      <w:r>
-        <w:t>current_max_speed</w:t>
-      </w:r>
-      <w:proofErr w:type="spellEnd"/>
-      <w:r>
-        <w:t xml:space="preserve"> and </w:t>
-      </w:r>
-      <w:proofErr w:type="spellStart"/>
-      <w:r>
-        <w:t>current_acceleration</w:t>
-      </w:r>
-      <w:proofErr w:type="spellEnd"/>
-      <w:r>
-        <w:t xml:space="preserve"> are returned to normal.</w:t>
-      </w:r>
-    </w:p>
-    <w:p>
-      <w:pPr>
-        <w:pStyle w:val="Heading3"/>
-      </w:pPr>
-      <w:r>
-        <w:t>Thingy Functions</w:t>
-      </w:r>
-    </w:p>
-    <w:p>
-      <w:r>
-        <w:t xml:space="preserve">void </w:t>
-      </w:r>
-      <w:proofErr w:type="spellStart"/>
-      <w:r>
-        <w:t>thingy_damage</w:t>
-      </w:r>
-      <w:proofErr w:type="spellEnd"/>
-      <w:r>
-        <w:t xml:space="preserve">(damage): handles all damage from all sources. Sets health to proper setting, then sets the </w:t>
-      </w:r>
-      <w:proofErr w:type="spellStart"/>
-      <w:r>
-        <w:t>healthbar</w:t>
-      </w:r>
-      <w:proofErr w:type="spellEnd"/>
-      <w:r>
-        <w:t xml:space="preserve"> using </w:t>
-      </w:r>
-      <w:proofErr w:type="spellStart"/>
-      <w:r>
-        <w:t>sig_set_healthbar</w:t>
-      </w:r>
-      <w:proofErr w:type="spellEnd"/>
-      <w:r>
-        <w:t xml:space="preserve">. Sends </w:t>
-      </w:r>
-      <w:proofErr w:type="spellStart"/>
-      <w:r>
-        <w:t>sig_you_died</w:t>
-      </w:r>
-      <w:proofErr w:type="spellEnd"/>
-      <w:r>
-        <w:t xml:space="preserve"> if health drops below 0.</w:t>
-      </w:r>
-    </w:p>
-    <w:p>
-      <w:r>
-        <w:t xml:space="preserve">void </w:t>
-      </w:r>
-      <w:proofErr w:type="spellStart"/>
-      <w:r>
-        <w:t>thingy_</w:t>
-      </w:r>
-      <w:proofErr w:type="gramStart"/>
-      <w:r>
-        <w:t>hazard</w:t>
-      </w:r>
-      <w:proofErr w:type="spellEnd"/>
-      <w:r>
-        <w:t>(</w:t>
-      </w:r>
-      <w:proofErr w:type="gramEnd"/>
-      <w:r>
-        <w:t xml:space="preserve">): currently only halves max speed when in </w:t>
-      </w:r>
-      <w:proofErr w:type="gramStart"/>
-      <w:r>
-        <w:t>goo</w:t>
-      </w:r>
-      <w:proofErr w:type="gramEnd"/>
-      <w:r>
-        <w:t>.</w:t>
-      </w:r>
-    </w:p>
-    <w:p>
-      <w:r>
-        <w:t xml:space="preserve">void </w:t>
-      </w:r>
-      <w:proofErr w:type="spellStart"/>
-      <w:r>
-        <w:t>thingy_</w:t>
-      </w:r>
-      <w:proofErr w:type="gramStart"/>
-      <w:r>
-        <w:t>velocity</w:t>
-      </w:r>
-      <w:proofErr w:type="spellEnd"/>
-      <w:r>
-        <w:t>:</w:t>
-      </w:r>
-      <w:proofErr w:type="gramEnd"/>
-      <w:r>
-        <w:t xml:space="preserve"> calculates the velocity of the player depending on circumstances:</w:t>
-      </w:r>
-    </w:p>
-    <w:p>
-      <w:pPr>
-        <w:pStyle w:val="ListParagraph"/>
-        <w:numPr>
-          <w:ilvl w:val="0"/>
-          <w:numId w:val="1"/>
-        </w:numPr>
-      </w:pPr>
-      <w:r>
-        <w:t>If the player is not holding onto any arrow keys, velocity will decelerate by a little less than acceleration until it reaches zero.</w:t>
-      </w:r>
-    </w:p>
-    <w:p>
-      <w:pPr>
-        <w:pStyle w:val="ListParagraph"/>
-        <w:numPr>
-          <w:ilvl w:val="0"/>
-          <w:numId w:val="1"/>
-        </w:numPr>
-      </w:pPr>
-      <w:r>
-        <w:t>If the player is holding onto an arrow key:</w:t>
-      </w:r>
-    </w:p>
-    <w:p>
-      <w:pPr>
-        <w:pStyle w:val="ListParagraph"/>
-        <w:numPr>
-          <w:ilvl w:val="1"/>
-          <w:numId w:val="1"/>
-        </w:numPr>
-      </w:pPr>
-      <w:r>
-        <w:t xml:space="preserve">If the player has not reached </w:t>
-      </w:r>
-      <w:proofErr w:type="spellStart"/>
-      <w:proofErr w:type="gramStart"/>
-      <w:r>
-        <w:t>maxspeed</w:t>
-      </w:r>
-      <w:proofErr w:type="spellEnd"/>
-      <w:proofErr w:type="gramEnd"/>
-      <w:r>
-        <w:t>, accelerate by the acceleration</w:t>
-      </w:r>
-    </w:p>
-    <w:p>
-      <w:pPr>
-        <w:pStyle w:val="ListParagraph"/>
-        <w:numPr>
-          <w:ilvl w:val="1"/>
-          <w:numId w:val="1"/>
-        </w:numPr>
-      </w:pPr>
-      <w:r>
-        <w:t xml:space="preserve">If the player has reached </w:t>
-      </w:r>
-      <w:proofErr w:type="spellStart"/>
-      <w:proofErr w:type="gramStart"/>
-      <w:r>
-        <w:t>maxspeed</w:t>
-      </w:r>
-      <w:proofErr w:type="spellEnd"/>
-      <w:proofErr w:type="gramEnd"/>
-      <w:r>
-        <w:t xml:space="preserve">, keep the player’s speed at the </w:t>
-      </w:r>
-      <w:proofErr w:type="spellStart"/>
-      <w:proofErr w:type="gramStart"/>
-      <w:r>
-        <w:t>maxspeed</w:t>
-      </w:r>
-      <w:proofErr w:type="spellEnd"/>
-      <w:proofErr w:type="gramEnd"/>
-      <w:r>
-        <w:t xml:space="preserve"> and ensure the velocity is normalized.</w:t>
-      </w:r>
-    </w:p>
-    <w:p>
-      <w:pPr>
-        <w:pStyle w:val="ListParagraph"/>
-        <w:numPr>
-          <w:ilvl w:val="0"/>
-          <w:numId w:val="1"/>
-        </w:numPr>
-      </w:pPr>
-      <w:r>
-        <w:t xml:space="preserve">If the player is being moved by a large object, move slightly over perpendicular to </w:t>
-      </w:r>
-      <w:proofErr w:type="spellStart"/>
-      <w:r>
-        <w:t>movin_rotation</w:t>
-      </w:r>
-      <w:proofErr w:type="spellEnd"/>
-      <w:r>
-        <w:t xml:space="preserve"> and flipped according to </w:t>
-      </w:r>
-      <w:proofErr w:type="spellStart"/>
-      <w:r>
-        <w:t>is_push_flipped</w:t>
-      </w:r>
-      <w:proofErr w:type="spellEnd"/>
-      <w:r>
-        <w:t xml:space="preserve">, then set </w:t>
-      </w:r>
-      <w:proofErr w:type="spellStart"/>
-      <w:r>
-        <w:t>is_movin_over</w:t>
-      </w:r>
-      <w:proofErr w:type="spellEnd"/>
-      <w:r>
-        <w:t xml:space="preserve"> to false.</w:t>
-      </w:r>
-    </w:p>
-    <w:p>
-      <w:r>
-        <w:t xml:space="preserve">void </w:t>
-      </w:r>
-      <w:proofErr w:type="spellStart"/>
-      <w:r>
-        <w:t>thingy_large_</w:t>
-      </w:r>
-      <w:proofErr w:type="gramStart"/>
-      <w:r>
-        <w:t>push</w:t>
-      </w:r>
-      <w:proofErr w:type="spellEnd"/>
-      <w:r>
-        <w:t>(</w:t>
-      </w:r>
-      <w:proofErr w:type="gramEnd"/>
-      <w:r>
-        <w:t xml:space="preserve">): called when a large object such as a </w:t>
-      </w:r>
-      <w:proofErr w:type="spellStart"/>
-      <w:r>
-        <w:t>WordTrain</w:t>
-      </w:r>
-      <w:proofErr w:type="spellEnd"/>
-      <w:r>
-        <w:t xml:space="preserve"> rams into the player. Sets </w:t>
-      </w:r>
-      <w:proofErr w:type="spellStart"/>
-      <w:proofErr w:type="gramStart"/>
-      <w:r>
-        <w:t>is</w:t>
-      </w:r>
-      <w:proofErr w:type="gramEnd"/>
-      <w:r>
-        <w:t>_movin_over</w:t>
-      </w:r>
-      <w:proofErr w:type="spellEnd"/>
-      <w:r>
-        <w:t xml:space="preserve">, </w:t>
-      </w:r>
-      <w:proofErr w:type="spellStart"/>
-      <w:r>
-        <w:t>movin_rotation</w:t>
-      </w:r>
-      <w:proofErr w:type="spellEnd"/>
-      <w:r>
-        <w:t xml:space="preserve">, and </w:t>
-      </w:r>
-      <w:proofErr w:type="spellStart"/>
-      <w:r>
-        <w:t>is_push_flipped</w:t>
-      </w:r>
-      <w:proofErr w:type="spellEnd"/>
-      <w:r>
-        <w:t xml:space="preserve"> to accurately describe the proper move. Leaves the actual moving to </w:t>
-      </w:r>
-      <w:proofErr w:type="spellStart"/>
-      <w:r>
-        <w:t>thingy_velocity</w:t>
-      </w:r>
-      <w:proofErr w:type="spellEnd"/>
-      <w:r>
-        <w:t xml:space="preserve"> on the next frame.</w:t>
-      </w:r>
-    </w:p>
-    <w:p>
-      <w:pPr>
-        <w:pStyle w:val="Heading3"/>
-      </w:pPr>
-      <w:r>
-        <w:t>On Ready</w:t>
-      </w:r>
-    </w:p>
-    <w:p>
-      <w:pPr>
-        <w:pStyle w:val="ListParagraph"/>
-        <w:numPr>
-          <w:ilvl w:val="0"/>
-          <w:numId w:val="1"/>
-        </w:numPr>
-      </w:pPr>
-      <w:r>
-        <w:t xml:space="preserve">The interaction area entered and </w:t>
-      </w:r>
-      <w:proofErr w:type="gramStart"/>
-      <w:r>
-        <w:t>exited</w:t>
-      </w:r>
-      <w:proofErr w:type="gramEnd"/>
-      <w:r>
-        <w:t xml:space="preserve"> are hooked up to their corresponding functions</w:t>
-      </w:r>
-    </w:p>
-    <w:p>
-      <w:pPr>
-        <w:pStyle w:val="ListParagraph"/>
-        <w:numPr>
-          <w:ilvl w:val="0"/>
-          <w:numId w:val="1"/>
-        </w:numPr>
-      </w:pPr>
-      <w:r>
-        <w:t xml:space="preserve">A full health bar is </w:t>
-      </w:r>
-      <w:proofErr w:type="spellStart"/>
-      <w:r>
-        <w:t>signalled</w:t>
-      </w:r>
-      <w:proofErr w:type="spellEnd"/>
-      <w:r>
-        <w:t xml:space="preserve"> to the </w:t>
-      </w:r>
-      <w:proofErr w:type="spellStart"/>
-      <w:r>
-        <w:t>hud</w:t>
-      </w:r>
-      <w:proofErr w:type="spellEnd"/>
-      <w:r>
-        <w:t>.</w:t>
-      </w:r>
-    </w:p>
-    <w:p>
-      <w:pPr>
-        <w:pStyle w:val="Heading3"/>
-      </w:pPr>
-      <w:r>
-        <w:t>Process</w:t>
-      </w:r>
-    </w:p>
-    <w:p>
-      <w:pPr>
-        <w:pStyle w:val="ListParagraph"/>
-        <w:numPr>
-          <w:ilvl w:val="0"/>
-          <w:numId w:val="1"/>
-        </w:numPr>
-      </w:pPr>
-      <w:r>
-        <w:t xml:space="preserve">Nothing runs in process if a cutscene is running. If it is, the velocity is set to zero and </w:t>
-      </w:r>
-      <w:proofErr w:type="spellStart"/>
-      <w:r>
-        <w:t>is_in_illinois_for</w:t>
-      </w:r>
-      <w:proofErr w:type="spellEnd"/>
-      <w:r>
-        <w:t xml:space="preserve"> is set to </w:t>
-      </w:r>
-      <w:proofErr w:type="gramStart"/>
-      <w:r>
-        <w:t>one</w:t>
-      </w:r>
-      <w:proofErr w:type="gramEnd"/>
-      <w:r>
-        <w:t xml:space="preserve"> so the character doesn’t immediately shoot a bullet at the end of a cutscene.</w:t>
-      </w:r>
-    </w:p>
-    <w:p>
-      <w:pPr>
-        <w:pStyle w:val="ListParagraph"/>
-        <w:numPr>
-          <w:ilvl w:val="0"/>
-          <w:numId w:val="1"/>
-        </w:numPr>
-      </w:pPr>
-      <w:r>
-        <w:t>The player first queries the game for the inventory, and then faces the cursor whether using a mouse or a joystick.</w:t>
-      </w:r>
-    </w:p>
-    <w:p>
-      <w:pPr>
-        <w:pStyle w:val="ListParagraph"/>
-        <w:numPr>
-          <w:ilvl w:val="0"/>
-          <w:numId w:val="1"/>
-        </w:numPr>
-      </w:pPr>
-      <w:proofErr w:type="spellStart"/>
-      <w:r>
-        <w:t>thingy_hazard</w:t>
-      </w:r>
-      <w:proofErr w:type="spellEnd"/>
-      <w:r>
-        <w:t>, velocity, and the gun adjust are then called (hazard should be called before velocity, but in practice it doesn’t matter)</w:t>
-      </w:r>
-    </w:p>
-    <w:p>
-      <w:pPr>
-        <w:pStyle w:val="ListParagraph"/>
-        <w:numPr>
-          <w:ilvl w:val="0"/>
-          <w:numId w:val="1"/>
-        </w:numPr>
-      </w:pPr>
-      <w:r>
-        <w:lastRenderedPageBreak/>
         <w:t>If the shoot button is fired, fire the gun</w:t>
       </w:r>
       <w:r>
@@ -1558,8 +2062,123 @@
       </w:rPr>
     </w:lvl>
   </w:abstractNum>
+  <w:abstractNum w:abstractNumId="1" w15:restartNumberingAfterBreak="0">
+    <w:nsid w:val="6B1F6115"/>
+    <w:multiLevelType w:val="hybridMultilevel"/>
+    <w:tmpl w:val="C2FE2ADE"/>
+    <w:lvl w:ilvl="0" w:tplc="6B5C3D6C">
+      <w:numFmt w:val="bullet"/>
+      <w:lvlText w:val="-"/>
+      <w:lvlJc w:val="left"/>
+      <w:pPr>
+        <w:ind w:left="720" w:hanging="360"/>
+      </w:pPr>
+      <w:rPr>
+        <w:rFonts w:ascii="Aptos" w:eastAsiaTheme="minorEastAsia" w:hAnsi="Aptos" w:cstheme="minorBidi" w:hint="default"/>
+      </w:rPr>
+    </w:lvl>
+    <w:lvl w:ilvl="1" w:tplc="04090003">
+      <w:start w:val="1"/>
+      <w:numFmt w:val="bullet"/>
+      <w:lvlText w:val="o"/>
+      <w:lvlJc w:val="left"/>
+      <w:pPr>
+        <w:ind w:left="1440" w:hanging="360"/>
+      </w:pPr>
+      <w:rPr>
+        <w:rFonts w:ascii="Courier New" w:hAnsi="Courier New" w:cs="Courier New" w:hint="default"/>
+      </w:rPr>
+    </w:lvl>
+    <w:lvl w:ilvl="2" w:tplc="04090005" w:tentative="1">
+      <w:start w:val="1"/>
+      <w:numFmt w:val="bullet"/>
+      <w:lvlText w:val=""/>
+      <w:lvlJc w:val="left"/>
+      <w:pPr>
+        <w:ind w:left="2160" w:hanging="360"/>
+      </w:pPr>
+      <w:rPr>
+        <w:rFonts w:ascii="Wingdings" w:hAnsi="Wingdings" w:hint="default"/>
+      </w:rPr>
+    </w:lvl>
+    <w:lvl w:ilvl="3" w:tplc="04090001" w:tentative="1">
+      <w:start w:val="1"/>
+      <w:numFmt w:val="bullet"/>
+      <w:lvlText w:val=""/>
+      <w:lvlJc w:val="left"/>
+      <w:pPr>
+        <w:ind w:left="2880" w:hanging="360"/>
+      </w:pPr>
+      <w:rPr>
+        <w:rFonts w:ascii="Symbol" w:hAnsi="Symbol" w:hint="default"/>
+      </w:rPr>
+    </w:lvl>
+    <w:lvl w:ilvl="4" w:tplc="04090003" w:tentative="1">
+      <w:start w:val="1"/>
+      <w:numFmt w:val="bullet"/>
+      <w:lvlText w:val="o"/>
+      <w:lvlJc w:val="left"/>
+      <w:pPr>
+        <w:ind w:left="3600" w:hanging="360"/>
+      </w:pPr>
+      <w:rPr>
+        <w:rFonts w:ascii="Courier New" w:hAnsi="Courier New" w:cs="Courier New" w:hint="default"/>
+      </w:rPr>
+    </w:lvl>
+    <w:lvl w:ilvl="5" w:tplc="04090005" w:tentative="1">
+      <w:start w:val="1"/>
+      <w:numFmt w:val="bullet"/>
+      <w:lvlText w:val=""/>
+      <w:lvlJc w:val="left"/>
+      <w:pPr>
+        <w:ind w:left="4320" w:hanging="360"/>
+      </w:pPr>
+      <w:rPr>
+        <w:rFonts w:ascii="Wingdings" w:hAnsi="Wingdings" w:hint="default"/>
+      </w:rPr>
+    </w:lvl>
+    <w:lvl w:ilvl="6" w:tplc="04090001" w:tentative="1">
+      <w:start w:val="1"/>
+      <w:numFmt w:val="bullet"/>
+      <w:lvlText w:val=""/>
+      <w:lvlJc w:val="left"/>
+      <w:pPr>
+        <w:ind w:left="5040" w:hanging="360"/>
+      </w:pPr>
+      <w:rPr>
+        <w:rFonts w:ascii="Symbol" w:hAnsi="Symbol" w:hint="default"/>
+      </w:rPr>
+    </w:lvl>
+    <w:lvl w:ilvl="7" w:tplc="04090003" w:tentative="1">
+      <w:start w:val="1"/>
+      <w:numFmt w:val="bullet"/>
+      <w:lvlText w:val="o"/>
+      <w:lvlJc w:val="left"/>
+      <w:pPr>
+        <w:ind w:left="5760" w:hanging="360"/>
+      </w:pPr>
+      <w:rPr>
+        <w:rFonts w:ascii="Courier New" w:hAnsi="Courier New" w:cs="Courier New" w:hint="default"/>
+      </w:rPr>
+    </w:lvl>
+    <w:lvl w:ilvl="8" w:tplc="04090005" w:tentative="1">
+      <w:start w:val="1"/>
+      <w:numFmt w:val="bullet"/>
+      <w:lvlText w:val=""/>
+      <w:lvlJc w:val="left"/>
+      <w:pPr>
+        <w:ind w:left="6480" w:hanging="360"/>
+      </w:pPr>
+      <w:rPr>
+        <w:rFonts w:ascii="Wingdings" w:hAnsi="Wingdings" w:hint="default"/>
+      </w:rPr>
+    </w:lvl>
+  </w:abstractNum>
   <w:num w:numId="1" w16cid:durableId="862864364">
     <w:abstractNumId w:val="0"/>
+  </w:num>
+  <w:num w:numId="2" w16cid:durableId="1352488556">
+    <w:abstractNumId w:val="1"/>
   </w:num>
 </w:numbering>
 </file>
